--- a/instructions/PA1/RTOS_M11407509_PA1.docx
+++ b/instructions/PA1/RTOS_M11407509_PA1.docx
@@ -87,7 +87,7 @@
       <w:pPr>
         <w:jc w:val="center"/>
         <w:rPr>
-          <w:rFonts w:ascii="Times New Roman" w:eastAsia="標楷體" w:hAnsi="Times New Roman" w:cs="Times New Roman" w:hint="eastAsia"/>
+          <w:rFonts w:ascii="Times New Roman" w:eastAsia="標楷體" w:hAnsi="Times New Roman" w:cs="Times New Roman"/>
           <w:noProof/>
           <w:kern w:val="0"/>
           <w:sz w:val="24"/>
@@ -1012,7 +1012,7 @@
       <w:pPr>
         <w:jc w:val="both"/>
         <w:rPr>
-          <w:rFonts w:ascii="標楷體" w:eastAsia="標楷體" w:hAnsi="標楷體" w:cs="新細明體" w:hint="eastAsia"/>
+          <w:rFonts w:ascii="標楷體" w:eastAsia="標楷體" w:hAnsi="標楷體" w:cs="新細明體"/>
           <w:kern w:val="0"/>
           <w:sz w:val="24"/>
           <w:szCs w:val="24"/>

--- a/instructions/PA1/RTOS_M11407509_PA1.docx
+++ b/instructions/PA1/RTOS_M11407509_PA1.docx
@@ -132,7 +132,6 @@
         </w:rPr>
         <w:t>"</w:t>
       </w:r>
-      <w:proofErr w:type="spellStart"/>
       <w:r>
         <w:rPr>
           <w:rFonts w:ascii="Times New Roman" w:eastAsia="標楷體" w:hAnsi="Times New Roman" w:cs="Times New Roman"/>
@@ -143,7 +142,6 @@
         </w:rPr>
         <w:t>Micrium</w:t>
       </w:r>
-      <w:proofErr w:type="spellEnd"/>
       <w:r>
         <w:rPr>
           <w:rFonts w:ascii="Times New Roman" w:eastAsia="標楷體" w:hAnsi="Times New Roman" w:cs="Times New Roman" w:hint="eastAsia"/>
@@ -214,27 +212,15 @@
         </w:rPr>
         <w:t xml:space="preserve"> </w:t>
       </w:r>
-      <w:proofErr w:type="spellStart"/>
-      <w:r>
-        <w:rPr>
-          <w:rFonts w:ascii="Times New Roman" w:eastAsia="標楷體" w:hAnsi="Times New Roman" w:cs="Times New Roman"/>
-          <w:kern w:val="0"/>
-          <w:sz w:val="24"/>
-          <w:szCs w:val="24"/>
-          <w14:ligatures w14:val="none"/>
-        </w:rPr>
-        <w:t>uCOS</w:t>
-      </w:r>
-      <w:proofErr w:type="spellEnd"/>
-      <w:r>
-        <w:rPr>
-          <w:rFonts w:ascii="Times New Roman" w:eastAsia="標楷體" w:hAnsi="Times New Roman" w:cs="Times New Roman"/>
-          <w:kern w:val="0"/>
-          <w:sz w:val="24"/>
-          <w:szCs w:val="24"/>
-          <w14:ligatures w14:val="none"/>
-        </w:rPr>
-        <w:t>-II</w:t>
+      <w:r>
+        <w:rPr>
+          <w:rFonts w:ascii="Times New Roman" w:eastAsia="標楷體" w:hAnsi="Times New Roman" w:cs="Times New Roman"/>
+          <w:kern w:val="0"/>
+          <w:sz w:val="24"/>
+          <w:szCs w:val="24"/>
+          <w14:ligatures w14:val="none"/>
+        </w:rPr>
+        <w:t>uCOS-II</w:t>
       </w:r>
       <w:r>
         <w:rPr>
@@ -406,7 +392,6 @@
         </w:rPr>
         <w:t xml:space="preserve"> </w:t>
       </w:r>
-      <w:proofErr w:type="spellStart"/>
       <w:r>
         <w:rPr>
           <w:rFonts w:ascii="Times New Roman" w:eastAsia="標楷體" w:hAnsi="Times New Roman" w:cs="Times New Roman"/>
@@ -417,7 +402,6 @@
         </w:rPr>
         <w:t>os_cpu_c.c</w:t>
       </w:r>
-      <w:proofErr w:type="spellEnd"/>
       <w:r>
         <w:rPr>
           <w:rFonts w:ascii="Times New Roman" w:eastAsia="標楷體" w:hAnsi="Times New Roman" w:cs="Times New Roman"/>
@@ -438,7 +422,6 @@
         </w:rPr>
         <w:t>的</w:t>
       </w:r>
-      <w:proofErr w:type="spellStart"/>
       <w:r>
         <w:rPr>
           <w:rFonts w:ascii="Times New Roman" w:eastAsia="標楷體" w:hAnsi="Times New Roman" w:cs="Times New Roman"/>
@@ -449,7 +432,6 @@
         </w:rPr>
         <w:t>OSTCBInitHook</w:t>
       </w:r>
-      <w:proofErr w:type="spellEnd"/>
       <w:r>
         <w:rPr>
           <w:rFonts w:ascii="Times New Roman" w:eastAsia="標楷體" w:hAnsi="Times New Roman" w:cs="Times New Roman" w:hint="eastAsia"/>
@@ -591,73 +573,7 @@
           <w:szCs w:val="24"/>
           <w14:ligatures w14:val="none"/>
         </w:rPr>
-        <w:t>"</w:t>
-      </w:r>
-      <w:proofErr w:type="spellStart"/>
-      <w:r>
-        <w:rPr>
-          <w:rFonts w:ascii="Times New Roman" w:eastAsia="標楷體" w:hAnsi="Times New Roman" w:cs="Times New Roman"/>
-          <w:kern w:val="0"/>
-          <w:sz w:val="24"/>
-          <w:szCs w:val="24"/>
-          <w14:ligatures w14:val="none"/>
-        </w:rPr>
-        <w:t>Micrium</w:t>
-      </w:r>
-      <w:proofErr w:type="spellEnd"/>
-      <w:r>
-        <w:rPr>
-          <w:rFonts w:ascii="Times New Roman" w:eastAsia="標楷體" w:hAnsi="Times New Roman" w:cs="Times New Roman"/>
-          <w:kern w:val="0"/>
-          <w:sz w:val="24"/>
-          <w:szCs w:val="24"/>
-          <w14:ligatures w14:val="none"/>
-        </w:rPr>
-        <w:t>/Software/</w:t>
-      </w:r>
-      <w:proofErr w:type="spellStart"/>
-      <w:r>
-        <w:rPr>
-          <w:rFonts w:ascii="Times New Roman" w:eastAsia="標楷體" w:hAnsi="Times New Roman" w:cs="Times New Roman"/>
-          <w:kern w:val="0"/>
-          <w:sz w:val="24"/>
-          <w:szCs w:val="24"/>
-          <w14:ligatures w14:val="none"/>
-        </w:rPr>
-        <w:t>uCOS</w:t>
-      </w:r>
-      <w:proofErr w:type="spellEnd"/>
-      <w:r>
-        <w:rPr>
-          <w:rFonts w:ascii="Times New Roman" w:eastAsia="標楷體" w:hAnsi="Times New Roman" w:cs="Times New Roman"/>
-          <w:kern w:val="0"/>
-          <w:sz w:val="24"/>
-          <w:szCs w:val="24"/>
-          <w14:ligatures w14:val="none"/>
-        </w:rPr>
-        <w:t>-II/Source/</w:t>
-      </w:r>
-      <w:proofErr w:type="spellStart"/>
-      <w:r>
-        <w:rPr>
-          <w:rFonts w:ascii="Times New Roman" w:eastAsia="標楷體" w:hAnsi="Times New Roman" w:cs="Times New Roman"/>
-          <w:kern w:val="0"/>
-          <w:sz w:val="24"/>
-          <w:szCs w:val="24"/>
-          <w14:ligatures w14:val="none"/>
-        </w:rPr>
-        <w:t>os_core.c</w:t>
-      </w:r>
-      <w:proofErr w:type="spellEnd"/>
-      <w:r>
-        <w:rPr>
-          <w:rFonts w:ascii="Times New Roman" w:eastAsia="標楷體" w:hAnsi="Times New Roman" w:cs="Times New Roman"/>
-          <w:kern w:val="0"/>
-          <w:sz w:val="24"/>
-          <w:szCs w:val="24"/>
-          <w14:ligatures w14:val="none"/>
-        </w:rPr>
-        <w:t>"</w:t>
+        <w:t>"Micrium/Software/uCOS-II/Source/os_core.c"</w:t>
       </w:r>
       <w:r>
         <w:rPr>
@@ -669,7 +585,6 @@
         </w:rPr>
         <w:t>的</w:t>
       </w:r>
-      <w:proofErr w:type="spellStart"/>
       <w:r>
         <w:rPr>
           <w:rFonts w:ascii="Times New Roman" w:eastAsia="標楷體" w:hAnsi="Times New Roman" w:cs="Times New Roman"/>
@@ -680,7 +595,6 @@
         </w:rPr>
         <w:t>OS_TCBInit</w:t>
       </w:r>
-      <w:proofErr w:type="spellEnd"/>
       <w:r>
         <w:rPr>
           <w:rFonts w:ascii="Times New Roman" w:eastAsia="標楷體" w:hAnsi="Times New Roman" w:cs="Times New Roman" w:hint="eastAsia"/>
@@ -823,29 +737,7 @@
           <w:szCs w:val="24"/>
           <w14:ligatures w14:val="none"/>
         </w:rPr>
-        <w:t>Microsoft/Windows/Kernel/OS2/</w:t>
-      </w:r>
-      <w:proofErr w:type="spellStart"/>
-      <w:r>
-        <w:rPr>
-          <w:rFonts w:ascii="Times New Roman" w:eastAsia="標楷體" w:hAnsi="Times New Roman" w:cs="Times New Roman"/>
-          <w:kern w:val="0"/>
-          <w:sz w:val="24"/>
-          <w:szCs w:val="24"/>
-          <w14:ligatures w14:val="none"/>
-        </w:rPr>
-        <w:t>main.c</w:t>
-      </w:r>
-      <w:proofErr w:type="spellEnd"/>
-      <w:r>
-        <w:rPr>
-          <w:rFonts w:ascii="Times New Roman" w:eastAsia="標楷體" w:hAnsi="Times New Roman" w:cs="Times New Roman"/>
-          <w:kern w:val="0"/>
-          <w:sz w:val="24"/>
-          <w:szCs w:val="24"/>
-          <w14:ligatures w14:val="none"/>
-        </w:rPr>
-        <w:t xml:space="preserve"> </w:t>
+        <w:t xml:space="preserve">Microsoft/Windows/Kernel/OS2/main.c </w:t>
       </w:r>
       <w:r>
         <w:rPr>
@@ -1010,15 +902,1789 @@
     </w:p>
     <w:p>
       <w:pPr>
+        <w:pStyle w:val="a9"/>
+        <w:numPr>
+          <w:ilvl w:val="0"/>
+          <w:numId w:val="13"/>
+        </w:numPr>
         <w:jc w:val="both"/>
         <w:rPr>
-          <w:rFonts w:ascii="標楷體" w:eastAsia="標楷體" w:hAnsi="標楷體" w:cs="新細明體"/>
-          <w:kern w:val="0"/>
-          <w:sz w:val="24"/>
-          <w:szCs w:val="24"/>
-          <w14:ligatures w14:val="none"/>
-        </w:rPr>
-      </w:pPr>
+          <w:rFonts w:ascii="Times New Roman" w:eastAsia="標楷體" w:hAnsi="Times New Roman" w:cs="Times New Roman"/>
+          <w:kern w:val="0"/>
+          <w:sz w:val="24"/>
+          <w:szCs w:val="24"/>
+          <w14:ligatures w14:val="none"/>
+        </w:rPr>
+      </w:pPr>
+      <w:r>
+        <w:rPr>
+          <w:rFonts w:ascii="標楷體" w:eastAsia="標楷體" w:hAnsi="標楷體" w:cs="新細明體" w:hint="eastAsia"/>
+          <w:kern w:val="0"/>
+          <w:sz w:val="24"/>
+          <w:szCs w:val="24"/>
+          <w14:ligatures w14:val="none"/>
+        </w:rPr>
+        <w:t>在</w:t>
+      </w:r>
+      <w:r>
+        <w:rPr>
+          <w:rFonts w:ascii="Times New Roman" w:eastAsia="標楷體" w:hAnsi="Times New Roman" w:cs="Times New Roman"/>
+          <w:kern w:val="0"/>
+          <w:sz w:val="24"/>
+          <w:szCs w:val="24"/>
+          <w14:ligatures w14:val="none"/>
+        </w:rPr>
+        <w:t>"Micrium/Software/uCOS-II/Source/ucos_ii.h"</w:t>
+      </w:r>
+      <w:r>
+        <w:rPr>
+          <w:rFonts w:ascii="Times New Roman" w:eastAsia="標楷體" w:hAnsi="Times New Roman" w:cs="Times New Roman" w:hint="eastAsia"/>
+          <w:kern w:val="0"/>
+          <w:sz w:val="24"/>
+          <w:szCs w:val="24"/>
+          <w14:ligatures w14:val="none"/>
+        </w:rPr>
+        <w:t>的</w:t>
+      </w:r>
+      <w:r>
+        <w:rPr>
+          <w:rFonts w:ascii="Times New Roman" w:eastAsia="標楷體" w:hAnsi="Times New Roman" w:cs="Times New Roman"/>
+          <w:kern w:val="0"/>
+          <w:sz w:val="24"/>
+          <w:szCs w:val="24"/>
+          <w14:ligatures w14:val="none"/>
+        </w:rPr>
+        <w:t>task_para_set</w:t>
+      </w:r>
+      <w:r>
+        <w:rPr>
+          <w:rFonts w:ascii="Times New Roman" w:eastAsia="標楷體" w:hAnsi="Times New Roman" w:cs="Times New Roman" w:hint="eastAsia"/>
+          <w:kern w:val="0"/>
+          <w:sz w:val="24"/>
+          <w:szCs w:val="24"/>
+          <w14:ligatures w14:val="none"/>
+        </w:rPr>
+        <w:t>新增變數</w:t>
+      </w:r>
+      <w:r>
+        <w:rPr>
+          <w:rFonts w:ascii="Times New Roman" w:eastAsia="標楷體" w:hAnsi="Times New Roman" w:cs="Times New Roman" w:hint="eastAsia"/>
+          <w:kern w:val="0"/>
+          <w:sz w:val="24"/>
+          <w:szCs w:val="24"/>
+          <w14:ligatures w14:val="none"/>
+        </w:rPr>
+        <w:t>:</w:t>
+      </w:r>
+    </w:p>
+    <w:p>
+      <w:pPr>
+        <w:pStyle w:val="a9"/>
+        <w:ind w:left="480"/>
+        <w:jc w:val="both"/>
+        <w:rPr>
+          <w:rFonts w:ascii="Times New Roman" w:eastAsia="標楷體" w:hAnsi="Times New Roman" w:cs="Times New Roman"/>
+          <w:kern w:val="0"/>
+          <w:sz w:val="24"/>
+          <w:szCs w:val="24"/>
+          <w14:ligatures w14:val="none"/>
+        </w:rPr>
+      </w:pPr>
+      <w:r>
+        <w:rPr>
+          <w:rFonts w:ascii="Times New Roman" w:eastAsia="標楷體" w:hAnsi="Times New Roman" w:cs="Times New Roman"/>
+          <w:kern w:val="0"/>
+          <w:sz w:val="24"/>
+          <w:szCs w:val="24"/>
+          <w14:ligatures w14:val="none"/>
+        </w:rPr>
+        <w:t>TaskRemainTime</w:t>
+      </w:r>
+      <w:r>
+        <w:rPr>
+          <w:rFonts w:ascii="Times New Roman" w:eastAsia="標楷體" w:hAnsi="Times New Roman" w:cs="Times New Roman" w:hint="eastAsia"/>
+          <w:kern w:val="0"/>
+          <w:sz w:val="24"/>
+          <w:szCs w:val="24"/>
+          <w14:ligatures w14:val="none"/>
+        </w:rPr>
+        <w:t>:</w:t>
+      </w:r>
+      <w:r>
+        <w:rPr>
+          <w:rFonts w:ascii="Times New Roman" w:eastAsia="標楷體" w:hAnsi="Times New Roman" w:cs="Times New Roman" w:hint="eastAsia"/>
+          <w:kern w:val="0"/>
+          <w:sz w:val="24"/>
+          <w:szCs w:val="24"/>
+          <w14:ligatures w14:val="none"/>
+        </w:rPr>
+        <w:t>剩餘執行時間</w:t>
+      </w:r>
+    </w:p>
+    <w:p>
+      <w:pPr>
+        <w:pStyle w:val="a9"/>
+        <w:ind w:left="480"/>
+        <w:jc w:val="both"/>
+        <w:rPr>
+          <w:rFonts w:ascii="Times New Roman" w:eastAsia="標楷體" w:hAnsi="Times New Roman" w:cs="Times New Roman"/>
+          <w:kern w:val="0"/>
+          <w:sz w:val="24"/>
+          <w:szCs w:val="24"/>
+          <w14:ligatures w14:val="none"/>
+        </w:rPr>
+      </w:pPr>
+      <w:r>
+        <w:rPr>
+          <w:rFonts w:ascii="Times New Roman" w:eastAsia="標楷體" w:hAnsi="Times New Roman" w:cs="Times New Roman"/>
+          <w:kern w:val="0"/>
+          <w:sz w:val="24"/>
+          <w:szCs w:val="24"/>
+          <w14:ligatures w14:val="none"/>
+        </w:rPr>
+        <w:t>TaskDeadLine</w:t>
+      </w:r>
+      <w:r>
+        <w:rPr>
+          <w:rFonts w:ascii="Times New Roman" w:eastAsia="標楷體" w:hAnsi="Times New Roman" w:cs="Times New Roman" w:hint="eastAsia"/>
+          <w:kern w:val="0"/>
+          <w:sz w:val="24"/>
+          <w:szCs w:val="24"/>
+          <w14:ligatures w14:val="none"/>
+        </w:rPr>
+        <w:t>:</w:t>
+      </w:r>
+      <w:r>
+        <w:rPr>
+          <w:rFonts w:ascii="Times New Roman" w:eastAsia="標楷體" w:hAnsi="Times New Roman" w:cs="Times New Roman" w:hint="eastAsia"/>
+          <w:kern w:val="0"/>
+          <w:sz w:val="24"/>
+          <w:szCs w:val="24"/>
+          <w14:ligatures w14:val="none"/>
+        </w:rPr>
+        <w:t>任務到期時間</w:t>
+      </w:r>
+    </w:p>
+    <w:p>
+      <w:pPr>
+        <w:pStyle w:val="a9"/>
+        <w:ind w:left="480"/>
+        <w:jc w:val="both"/>
+        <w:rPr>
+          <w:rFonts w:ascii="Times New Roman" w:eastAsia="標楷體" w:hAnsi="Times New Roman" w:cs="Times New Roman"/>
+          <w:kern w:val="0"/>
+          <w:sz w:val="24"/>
+          <w:szCs w:val="24"/>
+          <w14:ligatures w14:val="none"/>
+        </w:rPr>
+      </w:pPr>
+      <w:r>
+        <w:rPr>
+          <w:rFonts w:ascii="Times New Roman" w:eastAsia="標楷體" w:hAnsi="Times New Roman" w:cs="Times New Roman"/>
+          <w:kern w:val="0"/>
+          <w:sz w:val="24"/>
+          <w:szCs w:val="24"/>
+          <w14:ligatures w14:val="none"/>
+        </w:rPr>
+        <w:t>TaskResponseTime</w:t>
+      </w:r>
+      <w:r>
+        <w:rPr>
+          <w:rFonts w:ascii="Times New Roman" w:eastAsia="標楷體" w:hAnsi="Times New Roman" w:cs="Times New Roman" w:hint="eastAsia"/>
+          <w:kern w:val="0"/>
+          <w:sz w:val="24"/>
+          <w:szCs w:val="24"/>
+          <w14:ligatures w14:val="none"/>
+        </w:rPr>
+        <w:t>:</w:t>
+      </w:r>
+      <w:r>
+        <w:rPr>
+          <w:rFonts w:ascii="Times New Roman" w:eastAsia="標楷體" w:hAnsi="Times New Roman" w:cs="Times New Roman" w:hint="eastAsia"/>
+          <w:kern w:val="0"/>
+          <w:sz w:val="24"/>
+          <w:szCs w:val="24"/>
+          <w14:ligatures w14:val="none"/>
+        </w:rPr>
+        <w:t>從到達到結束的詩間</w:t>
+      </w:r>
+    </w:p>
+    <w:p>
+      <w:pPr>
+        <w:pStyle w:val="a9"/>
+        <w:ind w:left="480"/>
+        <w:jc w:val="both"/>
+        <w:rPr>
+          <w:rFonts w:ascii="Times New Roman" w:eastAsia="標楷體" w:hAnsi="Times New Roman" w:cs="Times New Roman"/>
+          <w:kern w:val="0"/>
+          <w:sz w:val="24"/>
+          <w:szCs w:val="24"/>
+          <w14:ligatures w14:val="none"/>
+        </w:rPr>
+      </w:pPr>
+      <w:r>
+        <w:rPr>
+          <w:rFonts w:ascii="Times New Roman" w:eastAsia="標楷體" w:hAnsi="Times New Roman" w:cs="Times New Roman"/>
+          <w:kern w:val="0"/>
+          <w:sz w:val="24"/>
+          <w:szCs w:val="24"/>
+          <w14:ligatures w14:val="none"/>
+        </w:rPr>
+        <w:t>TaskDelay</w:t>
+      </w:r>
+      <w:r>
+        <w:rPr>
+          <w:rFonts w:ascii="Times New Roman" w:eastAsia="標楷體" w:hAnsi="Times New Roman" w:cs="Times New Roman" w:hint="eastAsia"/>
+          <w:kern w:val="0"/>
+          <w:sz w:val="24"/>
+          <w:szCs w:val="24"/>
+          <w14:ligatures w14:val="none"/>
+        </w:rPr>
+        <w:t>:</w:t>
+      </w:r>
+      <w:r>
+        <w:rPr>
+          <w:rFonts w:ascii="Times New Roman" w:eastAsia="標楷體" w:hAnsi="Times New Roman" w:cs="Times New Roman" w:hint="eastAsia"/>
+          <w:kern w:val="0"/>
+          <w:sz w:val="24"/>
+          <w:szCs w:val="24"/>
+          <w14:ligatures w14:val="none"/>
+        </w:rPr>
+        <w:t>應該延遲的時間</w:t>
+      </w:r>
+    </w:p>
+    <w:p>
+      <w:pPr>
+        <w:pStyle w:val="a9"/>
+        <w:ind w:left="480"/>
+        <w:jc w:val="both"/>
+        <w:rPr>
+          <w:rFonts w:ascii="Times New Roman" w:eastAsia="標楷體" w:hAnsi="Times New Roman" w:cs="Times New Roman"/>
+          <w:kern w:val="0"/>
+          <w:sz w:val="24"/>
+          <w:szCs w:val="24"/>
+          <w14:ligatures w14:val="none"/>
+        </w:rPr>
+      </w:pPr>
+      <w:r>
+        <w:rPr>
+          <w:rFonts w:ascii="Times New Roman" w:eastAsia="標楷體" w:hAnsi="Times New Roman" w:cs="Times New Roman" w:hint="eastAsia"/>
+          <w:noProof/>
+          <w:kern w:val="0"/>
+          <w:sz w:val="24"/>
+          <w:szCs w:val="24"/>
+          <w14:ligatures w14:val="none"/>
+        </w:rPr>
+        <w:drawing>
+          <wp:inline distT="0" distB="0" distL="0" distR="0" wp14:anchorId="75DA012F" wp14:editId="6CA44583">
+            <wp:extent cx="2489200" cy="2386704"/>
+            <wp:effectExtent l="0" t="0" r="0" b="0"/>
+            <wp:docPr id="931403676" name="圖片 2"/>
+            <wp:cNvGraphicFramePr>
+              <a:graphicFrameLocks xmlns:a="http://schemas.openxmlformats.org/drawingml/2006/main" noChangeAspect="1"/>
+            </wp:cNvGraphicFramePr>
+            <a:graphic xmlns:a="http://schemas.openxmlformats.org/drawingml/2006/main">
+              <a:graphicData uri="http://schemas.openxmlformats.org/drawingml/2006/picture">
+                <pic:pic xmlns:pic="http://schemas.openxmlformats.org/drawingml/2006/picture">
+                  <pic:nvPicPr>
+                    <pic:cNvPr id="0" name="Picture 2"/>
+                    <pic:cNvPicPr>
+                      <a:picLocks noChangeAspect="1" noChangeArrowheads="1"/>
+                    </pic:cNvPicPr>
+                  </pic:nvPicPr>
+                  <pic:blipFill>
+                    <a:blip r:embed="rId9">
+                      <a:extLst>
+                        <a:ext uri="{28A0092B-C50C-407E-A947-70E740481C1C}">
+                          <a14:useLocalDpi xmlns:a14="http://schemas.microsoft.com/office/drawing/2010/main" val="0"/>
+                        </a:ext>
+                      </a:extLst>
+                    </a:blip>
+                    <a:srcRect/>
+                    <a:stretch>
+                      <a:fillRect/>
+                    </a:stretch>
+                  </pic:blipFill>
+                  <pic:spPr bwMode="auto">
+                    <a:xfrm>
+                      <a:off x="0" y="0"/>
+                      <a:ext cx="2491588" cy="2388993"/>
+                    </a:xfrm>
+                    <a:prstGeom prst="rect">
+                      <a:avLst/>
+                    </a:prstGeom>
+                    <a:noFill/>
+                    <a:ln>
+                      <a:noFill/>
+                    </a:ln>
+                  </pic:spPr>
+                </pic:pic>
+              </a:graphicData>
+            </a:graphic>
+          </wp:inline>
+        </w:drawing>
+      </w:r>
+    </w:p>
+    <w:p>
+      <w:pPr>
+        <w:pStyle w:val="a9"/>
+        <w:numPr>
+          <w:ilvl w:val="0"/>
+          <w:numId w:val="13"/>
+        </w:numPr>
+        <w:jc w:val="both"/>
+        <w:rPr>
+          <w:rFonts w:ascii="Times New Roman" w:eastAsia="標楷體" w:hAnsi="Times New Roman" w:cs="Times New Roman"/>
+          <w:kern w:val="0"/>
+          <w:sz w:val="24"/>
+          <w:szCs w:val="24"/>
+          <w14:ligatures w14:val="none"/>
+        </w:rPr>
+      </w:pPr>
+      <w:r>
+        <w:rPr>
+          <w:rFonts w:ascii="標楷體" w:eastAsia="標楷體" w:hAnsi="標楷體" w:cs="新細明體" w:hint="eastAsia"/>
+          <w:kern w:val="0"/>
+          <w:sz w:val="24"/>
+          <w:szCs w:val="24"/>
+          <w14:ligatures w14:val="none"/>
+        </w:rPr>
+        <w:t>在</w:t>
+      </w:r>
+      <w:r>
+        <w:rPr>
+          <w:rFonts w:ascii="Times New Roman" w:eastAsia="標楷體" w:hAnsi="Times New Roman" w:cs="Times New Roman"/>
+          <w:kern w:val="0"/>
+          <w:sz w:val="24"/>
+          <w:szCs w:val="24"/>
+          <w14:ligatures w14:val="none"/>
+        </w:rPr>
+        <w:t>"Microsoft/Windows/Kernel/OS2/app_hooks.c"</w:t>
+      </w:r>
+      <w:r>
+        <w:rPr>
+          <w:rFonts w:ascii="Times New Roman" w:eastAsia="標楷體" w:hAnsi="Times New Roman" w:cs="Times New Roman" w:hint="eastAsia"/>
+          <w:kern w:val="0"/>
+          <w:sz w:val="24"/>
+          <w:szCs w:val="24"/>
+          <w14:ligatures w14:val="none"/>
+        </w:rPr>
+        <w:t>的</w:t>
+      </w:r>
+      <w:r>
+        <w:rPr>
+          <w:rFonts w:ascii="Times New Roman" w:eastAsia="標楷體" w:hAnsi="Times New Roman" w:cs="Times New Roman"/>
+          <w:kern w:val="0"/>
+          <w:sz w:val="24"/>
+          <w:szCs w:val="24"/>
+          <w14:ligatures w14:val="none"/>
+        </w:rPr>
+        <w:t>InputFile</w:t>
+      </w:r>
+      <w:r>
+        <w:rPr>
+          <w:rFonts w:ascii="Times New Roman" w:eastAsia="標楷體" w:hAnsi="Times New Roman" w:cs="Times New Roman" w:hint="eastAsia"/>
+          <w:kern w:val="0"/>
+          <w:sz w:val="24"/>
+          <w:szCs w:val="24"/>
+          <w14:ligatures w14:val="none"/>
+        </w:rPr>
+        <w:t>設定上述初始值</w:t>
+      </w:r>
+      <w:r>
+        <w:rPr>
+          <w:rFonts w:ascii="Times New Roman" w:eastAsia="標楷體" w:hAnsi="Times New Roman" w:cs="Times New Roman" w:hint="eastAsia"/>
+          <w:kern w:val="0"/>
+          <w:sz w:val="24"/>
+          <w:szCs w:val="24"/>
+          <w14:ligatures w14:val="none"/>
+        </w:rPr>
+        <w:t>。</w:t>
+      </w:r>
+    </w:p>
+    <w:p>
+      <w:pPr>
+        <w:pStyle w:val="a9"/>
+        <w:ind w:left="480"/>
+        <w:jc w:val="both"/>
+        <w:rPr>
+          <w:rFonts w:ascii="Times New Roman" w:eastAsia="標楷體" w:hAnsi="Times New Roman" w:cs="Times New Roman"/>
+          <w:kern w:val="0"/>
+          <w:sz w:val="24"/>
+          <w:szCs w:val="24"/>
+          <w14:ligatures w14:val="none"/>
+        </w:rPr>
+      </w:pPr>
+      <w:r>
+        <w:rPr>
+          <w:noProof/>
+        </w:rPr>
+        <w:drawing>
+          <wp:inline distT="0" distB="0" distL="0" distR="0" wp14:anchorId="14E0029E" wp14:editId="7D21C6D9">
+            <wp:extent cx="4927600" cy="3127062"/>
+            <wp:effectExtent l="0" t="0" r="0" b="0"/>
+            <wp:docPr id="2083361680" name="圖片 1" descr="一張含有 文字, 螢幕擷取畫面, 字型, 數字 的圖片&#10;&#10;AI 產生的內容可能不正確。"/>
+            <wp:cNvGraphicFramePr>
+              <a:graphicFrameLocks xmlns:a="http://schemas.openxmlformats.org/drawingml/2006/main" noChangeAspect="1"/>
+            </wp:cNvGraphicFramePr>
+            <a:graphic xmlns:a="http://schemas.openxmlformats.org/drawingml/2006/main">
+              <a:graphicData uri="http://schemas.openxmlformats.org/drawingml/2006/picture">
+                <pic:pic xmlns:pic="http://schemas.openxmlformats.org/drawingml/2006/picture">
+                  <pic:nvPicPr>
+                    <pic:cNvPr id="2083361680" name="圖片 1" descr="一張含有 文字, 螢幕擷取畫面, 字型, 數字 的圖片&#10;&#10;AI 產生的內容可能不正確。"/>
+                    <pic:cNvPicPr/>
+                  </pic:nvPicPr>
+                  <pic:blipFill>
+                    <a:blip r:embed="rId10"/>
+                    <a:stretch>
+                      <a:fillRect/>
+                    </a:stretch>
+                  </pic:blipFill>
+                  <pic:spPr>
+                    <a:xfrm>
+                      <a:off x="0" y="0"/>
+                      <a:ext cx="4931267" cy="3129389"/>
+                    </a:xfrm>
+                    <a:prstGeom prst="rect">
+                      <a:avLst/>
+                    </a:prstGeom>
+                  </pic:spPr>
+                </pic:pic>
+              </a:graphicData>
+            </a:graphic>
+          </wp:inline>
+        </w:drawing>
+      </w:r>
+    </w:p>
+    <w:p>
+      <w:pPr>
+        <w:rPr>
+          <w:rFonts w:ascii="Times New Roman" w:eastAsia="標楷體" w:hAnsi="Times New Roman" w:cs="Times New Roman" w:hint="eastAsia"/>
+          <w:kern w:val="0"/>
+          <w:sz w:val="24"/>
+          <w:szCs w:val="24"/>
+          <w14:ligatures w14:val="none"/>
+        </w:rPr>
+      </w:pPr>
+      <w:r>
+        <w:rPr>
+          <w:rFonts w:ascii="Times New Roman" w:eastAsia="標楷體" w:hAnsi="Times New Roman" w:cs="Times New Roman"/>
+          <w:kern w:val="0"/>
+          <w:sz w:val="24"/>
+          <w:szCs w:val="24"/>
+          <w14:ligatures w14:val="none"/>
+        </w:rPr>
+        <w:br w:type="page"/>
+      </w:r>
+    </w:p>
+    <w:p>
+      <w:pPr>
+        <w:pStyle w:val="a9"/>
+        <w:numPr>
+          <w:ilvl w:val="0"/>
+          <w:numId w:val="13"/>
+        </w:numPr>
+        <w:jc w:val="both"/>
+        <w:rPr>
+          <w:rFonts w:ascii="Times New Roman" w:eastAsia="標楷體" w:hAnsi="Times New Roman" w:cs="Times New Roman"/>
+          <w:kern w:val="0"/>
+          <w:sz w:val="24"/>
+          <w:szCs w:val="24"/>
+          <w14:ligatures w14:val="none"/>
+        </w:rPr>
+      </w:pPr>
+      <w:r>
+        <w:rPr>
+          <w:rFonts w:ascii="標楷體" w:eastAsia="標楷體" w:hAnsi="標楷體" w:cs="新細明體" w:hint="eastAsia"/>
+          <w:kern w:val="0"/>
+          <w:sz w:val="24"/>
+          <w:szCs w:val="24"/>
+          <w14:ligatures w14:val="none"/>
+        </w:rPr>
+        <w:lastRenderedPageBreak/>
+        <w:t>在</w:t>
+      </w:r>
+      <w:r>
+        <w:rPr>
+          <w:rFonts w:ascii="Times New Roman" w:eastAsia="標楷體" w:hAnsi="Times New Roman" w:cs="Times New Roman"/>
+          <w:kern w:val="0"/>
+          <w:sz w:val="24"/>
+          <w:szCs w:val="24"/>
+          <w14:ligatures w14:val="none"/>
+        </w:rPr>
+        <w:t>"</w:t>
+      </w:r>
+      <w:r>
+        <w:t xml:space="preserve"> </w:t>
+      </w:r>
+      <w:r>
+        <w:rPr>
+          <w:rFonts w:ascii="Times New Roman" w:eastAsia="標楷體" w:hAnsi="Times New Roman" w:cs="Times New Roman"/>
+          <w:kern w:val="0"/>
+          <w:sz w:val="24"/>
+          <w:szCs w:val="24"/>
+          <w14:ligatures w14:val="none"/>
+        </w:rPr>
+        <w:t>Microsoft/Windows/Kernel/OS2/main.c</w:t>
+      </w:r>
+      <w:r>
+        <w:rPr>
+          <w:rFonts w:ascii="Times New Roman" w:eastAsia="標楷體" w:hAnsi="Times New Roman" w:cs="Times New Roman"/>
+          <w:kern w:val="0"/>
+          <w:sz w:val="24"/>
+          <w:szCs w:val="24"/>
+          <w14:ligatures w14:val="none"/>
+        </w:rPr>
+        <w:t>"</w:t>
+      </w:r>
+    </w:p>
+    <w:p>
+      <w:pPr>
+        <w:pStyle w:val="a9"/>
+        <w:numPr>
+          <w:ilvl w:val="1"/>
+          <w:numId w:val="13"/>
+        </w:numPr>
+        <w:jc w:val="both"/>
+        <w:rPr>
+          <w:rFonts w:ascii="Times New Roman" w:eastAsia="標楷體" w:hAnsi="Times New Roman" w:cs="Times New Roman"/>
+          <w:kern w:val="0"/>
+          <w:sz w:val="24"/>
+          <w:szCs w:val="24"/>
+          <w14:ligatures w14:val="none"/>
+        </w:rPr>
+      </w:pPr>
+      <w:r>
+        <w:rPr>
+          <w:rFonts w:ascii="Times New Roman" w:eastAsia="標楷體" w:hAnsi="Times New Roman" w:cs="Times New Roman" w:hint="eastAsia"/>
+          <w:kern w:val="0"/>
+          <w:sz w:val="24"/>
+          <w:szCs w:val="24"/>
+          <w14:ligatures w14:val="none"/>
+        </w:rPr>
+        <w:t>task():</w:t>
+      </w:r>
+      <w:r>
+        <w:rPr>
+          <w:rFonts w:ascii="Times New Roman" w:eastAsia="標楷體" w:hAnsi="Times New Roman" w:cs="Times New Roman" w:hint="eastAsia"/>
+          <w:kern w:val="0"/>
+          <w:sz w:val="24"/>
+          <w:szCs w:val="24"/>
+          <w14:ligatures w14:val="none"/>
+        </w:rPr>
+        <w:t>在</w:t>
+      </w:r>
+      <w:r>
+        <w:rPr>
+          <w:rFonts w:ascii="Times New Roman" w:eastAsia="標楷體" w:hAnsi="Times New Roman" w:cs="Times New Roman" w:hint="eastAsia"/>
+          <w:kern w:val="0"/>
+          <w:sz w:val="24"/>
+          <w:szCs w:val="24"/>
+          <w14:ligatures w14:val="none"/>
+        </w:rPr>
+        <w:t>RM</w:t>
+      </w:r>
+      <w:r>
+        <w:rPr>
+          <w:rFonts w:ascii="Times New Roman" w:eastAsia="標楷體" w:hAnsi="Times New Roman" w:cs="Times New Roman" w:hint="eastAsia"/>
+          <w:kern w:val="0"/>
+          <w:sz w:val="24"/>
+          <w:szCs w:val="24"/>
+          <w14:ligatures w14:val="none"/>
+        </w:rPr>
+        <w:t>下的執行過程，並加入</w:t>
+      </w:r>
+      <w:r>
+        <w:rPr>
+          <w:rFonts w:ascii="Times New Roman" w:eastAsia="標楷體" w:hAnsi="Times New Roman" w:cs="Times New Roman" w:hint="eastAsia"/>
+          <w:kern w:val="0"/>
+          <w:sz w:val="24"/>
+          <w:szCs w:val="24"/>
+          <w14:ligatures w14:val="none"/>
+        </w:rPr>
+        <w:t>miss deadline</w:t>
+      </w:r>
+      <w:r>
+        <w:rPr>
+          <w:rFonts w:ascii="Times New Roman" w:eastAsia="標楷體" w:hAnsi="Times New Roman" w:cs="Times New Roman" w:hint="eastAsia"/>
+          <w:kern w:val="0"/>
+          <w:sz w:val="24"/>
+          <w:szCs w:val="24"/>
+          <w14:ligatures w14:val="none"/>
+        </w:rPr>
+        <w:t>的處理機制。程式一開始先根據任務的抵達時間讓任務延遲啟動，之後進入主要的執行迴圈，只要系統尚未偵測到</w:t>
+      </w:r>
+      <w:r>
+        <w:rPr>
+          <w:rFonts w:ascii="Times New Roman" w:eastAsia="標楷體" w:hAnsi="Times New Roman" w:cs="Times New Roman" w:hint="eastAsia"/>
+          <w:kern w:val="0"/>
+          <w:sz w:val="24"/>
+          <w:szCs w:val="24"/>
+          <w14:ligatures w14:val="none"/>
+        </w:rPr>
+        <w:t xml:space="preserve"> miss deadline</w:t>
+      </w:r>
+      <w:r>
+        <w:rPr>
+          <w:rFonts w:ascii="Times New Roman" w:eastAsia="標楷體" w:hAnsi="Times New Roman" w:cs="Times New Roman" w:hint="eastAsia"/>
+          <w:kern w:val="0"/>
+          <w:sz w:val="24"/>
+          <w:szCs w:val="24"/>
+          <w14:ligatures w14:val="none"/>
+        </w:rPr>
+        <w:t>，就會讓任務依序執行並記錄執行情況。若任務順利執行完畢，則更新其週期性參數，包括下一次的抵達時間、回應時間等，並在任務完成時輸出執行結果。</w:t>
+      </w:r>
+      <w:r>
+        <w:rPr>
+          <w:rFonts w:ascii="Times New Roman" w:eastAsia="標楷體" w:hAnsi="Times New Roman" w:cs="Times New Roman" w:hint="eastAsia"/>
+          <w:kern w:val="0"/>
+          <w:sz w:val="24"/>
+          <w:szCs w:val="24"/>
+          <w14:ligatures w14:val="none"/>
+        </w:rPr>
+        <w:t>最後面的</w:t>
+      </w:r>
+      <w:r>
+        <w:rPr>
+          <w:rFonts w:ascii="Times New Roman" w:eastAsia="標楷體" w:hAnsi="Times New Roman" w:cs="Times New Roman" w:hint="eastAsia"/>
+          <w:kern w:val="0"/>
+          <w:sz w:val="24"/>
+          <w:szCs w:val="24"/>
+          <w14:ligatures w14:val="none"/>
+        </w:rPr>
+        <w:t>if</w:t>
+      </w:r>
+      <w:r>
+        <w:rPr>
+          <w:rFonts w:ascii="Times New Roman" w:eastAsia="標楷體" w:hAnsi="Times New Roman" w:cs="Times New Roman" w:hint="eastAsia"/>
+          <w:kern w:val="0"/>
+          <w:sz w:val="24"/>
+          <w:szCs w:val="24"/>
+          <w14:ligatures w14:val="none"/>
+        </w:rPr>
+        <w:t>用於偵測前後任務為同一個時的情況。</w:t>
+      </w:r>
+      <w:r>
+        <w:rPr>
+          <w:rFonts w:ascii="Times New Roman" w:eastAsia="標楷體" w:hAnsi="Times New Roman" w:cs="Times New Roman" w:hint="eastAsia"/>
+          <w:kern w:val="0"/>
+          <w:sz w:val="24"/>
+          <w:szCs w:val="24"/>
+          <w14:ligatures w14:val="none"/>
+        </w:rPr>
+        <w:t>最後的</w:t>
+      </w:r>
+      <w:r>
+        <w:rPr>
+          <w:rFonts w:ascii="Times New Roman" w:eastAsia="標楷體" w:hAnsi="Times New Roman" w:cs="Times New Roman" w:hint="eastAsia"/>
+          <w:kern w:val="0"/>
+          <w:sz w:val="24"/>
+          <w:szCs w:val="24"/>
+          <w14:ligatures w14:val="none"/>
+        </w:rPr>
+        <w:t>while</w:t>
+      </w:r>
+      <w:r>
+        <w:rPr>
+          <w:rFonts w:ascii="Times New Roman" w:eastAsia="標楷體" w:hAnsi="Times New Roman" w:cs="Times New Roman" w:hint="eastAsia"/>
+          <w:kern w:val="0"/>
+          <w:sz w:val="24"/>
+          <w:szCs w:val="24"/>
+          <w14:ligatures w14:val="none"/>
+        </w:rPr>
+        <w:t>用於</w:t>
+      </w:r>
+      <w:r>
+        <w:rPr>
+          <w:rFonts w:ascii="Times New Roman" w:eastAsia="標楷體" w:hAnsi="Times New Roman" w:cs="Times New Roman" w:hint="eastAsia"/>
+          <w:kern w:val="0"/>
+          <w:sz w:val="24"/>
+          <w:szCs w:val="24"/>
+          <w14:ligatures w14:val="none"/>
+        </w:rPr>
+        <w:t>miss deadline</w:t>
+      </w:r>
+      <w:r>
+        <w:rPr>
+          <w:rFonts w:ascii="Times New Roman" w:eastAsia="標楷體" w:hAnsi="Times New Roman" w:cs="Times New Roman" w:hint="eastAsia"/>
+          <w:kern w:val="0"/>
+          <w:sz w:val="24"/>
+          <w:szCs w:val="24"/>
+          <w14:ligatures w14:val="none"/>
+        </w:rPr>
+        <w:t>後的狀況，跳出原執行迴圈，進入無窮迴圈。</w:t>
+      </w:r>
+    </w:p>
+    <w:p>
+      <w:pPr>
+        <w:pStyle w:val="a9"/>
+        <w:ind w:left="960"/>
+        <w:jc w:val="both"/>
+        <w:rPr>
+          <w:rFonts w:ascii="Times New Roman" w:eastAsia="標楷體" w:hAnsi="Times New Roman" w:cs="Times New Roman"/>
+          <w:kern w:val="0"/>
+          <w:sz w:val="24"/>
+          <w:szCs w:val="24"/>
+          <w14:ligatures w14:val="none"/>
+        </w:rPr>
+      </w:pPr>
+      <w:r>
+        <w:rPr>
+          <w:noProof/>
+        </w:rPr>
+        <w:drawing>
+          <wp:inline distT="0" distB="0" distL="0" distR="0" wp14:anchorId="69B694CD" wp14:editId="68780AD6">
+            <wp:extent cx="4660900" cy="2415183"/>
+            <wp:effectExtent l="0" t="0" r="0" b="0"/>
+            <wp:docPr id="1477655924" name="圖片 1" descr="一張含有 文字, 螢幕擷取畫面, 數字 的圖片&#10;&#10;AI 產生的內容可能不正確。"/>
+            <wp:cNvGraphicFramePr>
+              <a:graphicFrameLocks xmlns:a="http://schemas.openxmlformats.org/drawingml/2006/main" noChangeAspect="1"/>
+            </wp:cNvGraphicFramePr>
+            <a:graphic xmlns:a="http://schemas.openxmlformats.org/drawingml/2006/main">
+              <a:graphicData uri="http://schemas.openxmlformats.org/drawingml/2006/picture">
+                <pic:pic xmlns:pic="http://schemas.openxmlformats.org/drawingml/2006/picture">
+                  <pic:nvPicPr>
+                    <pic:cNvPr id="1477655924" name="圖片 1" descr="一張含有 文字, 螢幕擷取畫面, 數字 的圖片&#10;&#10;AI 產生的內容可能不正確。"/>
+                    <pic:cNvPicPr/>
+                  </pic:nvPicPr>
+                  <pic:blipFill>
+                    <a:blip r:embed="rId11"/>
+                    <a:stretch>
+                      <a:fillRect/>
+                    </a:stretch>
+                  </pic:blipFill>
+                  <pic:spPr>
+                    <a:xfrm>
+                      <a:off x="0" y="0"/>
+                      <a:ext cx="4675182" cy="2422584"/>
+                    </a:xfrm>
+                    <a:prstGeom prst="rect">
+                      <a:avLst/>
+                    </a:prstGeom>
+                  </pic:spPr>
+                </pic:pic>
+              </a:graphicData>
+            </a:graphic>
+          </wp:inline>
+        </w:drawing>
+      </w:r>
+      <w:r>
+        <w:rPr>
+          <w:noProof/>
+        </w:rPr>
+        <w:drawing>
+          <wp:inline distT="0" distB="0" distL="0" distR="0" wp14:anchorId="1F12D76C" wp14:editId="1A18DD32">
+            <wp:extent cx="4646116" cy="3048000"/>
+            <wp:effectExtent l="0" t="0" r="0" b="0"/>
+            <wp:docPr id="1258384098" name="圖片 1" descr="一張含有 文字, 螢幕擷取畫面, 文件, 字型 的圖片&#10;&#10;AI 產生的內容可能不正確。"/>
+            <wp:cNvGraphicFramePr>
+              <a:graphicFrameLocks xmlns:a="http://schemas.openxmlformats.org/drawingml/2006/main" noChangeAspect="1"/>
+            </wp:cNvGraphicFramePr>
+            <a:graphic xmlns:a="http://schemas.openxmlformats.org/drawingml/2006/main">
+              <a:graphicData uri="http://schemas.openxmlformats.org/drawingml/2006/picture">
+                <pic:pic xmlns:pic="http://schemas.openxmlformats.org/drawingml/2006/picture">
+                  <pic:nvPicPr>
+                    <pic:cNvPr id="1258384098" name="圖片 1" descr="一張含有 文字, 螢幕擷取畫面, 文件, 字型 的圖片&#10;&#10;AI 產生的內容可能不正確。"/>
+                    <pic:cNvPicPr/>
+                  </pic:nvPicPr>
+                  <pic:blipFill>
+                    <a:blip r:embed="rId12"/>
+                    <a:stretch>
+                      <a:fillRect/>
+                    </a:stretch>
+                  </pic:blipFill>
+                  <pic:spPr>
+                    <a:xfrm>
+                      <a:off x="0" y="0"/>
+                      <a:ext cx="4658900" cy="3056387"/>
+                    </a:xfrm>
+                    <a:prstGeom prst="rect">
+                      <a:avLst/>
+                    </a:prstGeom>
+                  </pic:spPr>
+                </pic:pic>
+              </a:graphicData>
+            </a:graphic>
+          </wp:inline>
+        </w:drawing>
+      </w:r>
+    </w:p>
+    <w:p>
+      <w:pPr>
+        <w:rPr>
+          <w:rFonts w:ascii="Times New Roman" w:eastAsia="標楷體" w:hAnsi="Times New Roman" w:cs="Times New Roman"/>
+          <w:kern w:val="0"/>
+          <w:sz w:val="24"/>
+          <w:szCs w:val="24"/>
+          <w14:ligatures w14:val="none"/>
+        </w:rPr>
+      </w:pPr>
+      <w:r>
+        <w:rPr>
+          <w:rFonts w:ascii="Times New Roman" w:eastAsia="標楷體" w:hAnsi="Times New Roman" w:cs="Times New Roman"/>
+          <w:kern w:val="0"/>
+          <w:sz w:val="24"/>
+          <w:szCs w:val="24"/>
+          <w14:ligatures w14:val="none"/>
+        </w:rPr>
+        <w:br w:type="page"/>
+      </w:r>
+    </w:p>
+    <w:p>
+      <w:pPr>
+        <w:pStyle w:val="a9"/>
+        <w:numPr>
+          <w:ilvl w:val="1"/>
+          <w:numId w:val="13"/>
+        </w:numPr>
+        <w:jc w:val="both"/>
+        <w:rPr>
+          <w:rFonts w:ascii="Times New Roman" w:eastAsia="標楷體" w:hAnsi="Times New Roman" w:cs="Times New Roman"/>
+          <w:kern w:val="0"/>
+          <w:sz w:val="24"/>
+          <w:szCs w:val="24"/>
+          <w14:ligatures w14:val="none"/>
+        </w:rPr>
+      </w:pPr>
+      <w:r>
+        <w:rPr>
+          <w:rFonts w:ascii="Times New Roman" w:eastAsia="標楷體" w:hAnsi="Times New Roman" w:cs="Times New Roman" w:hint="eastAsia"/>
+          <w:kern w:val="0"/>
+          <w:sz w:val="24"/>
+          <w:szCs w:val="24"/>
+          <w14:ligatures w14:val="none"/>
+        </w:rPr>
+        <w:lastRenderedPageBreak/>
+        <w:t>main</w:t>
+      </w:r>
+      <w:r>
+        <w:rPr>
+          <w:rFonts w:ascii="Times New Roman" w:eastAsia="標楷體" w:hAnsi="Times New Roman" w:cs="Times New Roman" w:hint="eastAsia"/>
+          <w:kern w:val="0"/>
+          <w:sz w:val="24"/>
+          <w:szCs w:val="24"/>
+          <w14:ligatures w14:val="none"/>
+        </w:rPr>
+        <w:t>():</w:t>
+      </w:r>
+      <w:r>
+        <w:rPr>
+          <w:rFonts w:ascii="Times New Roman" w:eastAsia="標楷體" w:hAnsi="Times New Roman" w:cs="Times New Roman" w:hint="eastAsia"/>
+          <w:kern w:val="0"/>
+          <w:sz w:val="24"/>
+          <w:szCs w:val="24"/>
+          <w14:ligatures w14:val="none"/>
+        </w:rPr>
+        <w:t>在任務資料進入</w:t>
+      </w:r>
+      <w:r>
+        <w:rPr>
+          <w:rFonts w:ascii="Times New Roman" w:eastAsia="標楷體" w:hAnsi="Times New Roman" w:cs="Times New Roman" w:hint="eastAsia"/>
+          <w:kern w:val="0"/>
+          <w:sz w:val="24"/>
+          <w:szCs w:val="24"/>
+          <w14:ligatures w14:val="none"/>
+        </w:rPr>
+        <w:t>TaskParameter</w:t>
+      </w:r>
+      <w:r>
+        <w:rPr>
+          <w:rFonts w:ascii="Times New Roman" w:eastAsia="標楷體" w:hAnsi="Times New Roman" w:cs="Times New Roman" w:hint="eastAsia"/>
+          <w:kern w:val="0"/>
+          <w:sz w:val="24"/>
+          <w:szCs w:val="24"/>
+          <w14:ligatures w14:val="none"/>
+        </w:rPr>
+        <w:t>時，比較任務</w:t>
+      </w:r>
+      <w:r>
+        <w:rPr>
+          <w:rFonts w:ascii="Times New Roman" w:eastAsia="標楷體" w:hAnsi="Times New Roman" w:cs="Times New Roman" w:hint="eastAsia"/>
+          <w:kern w:val="0"/>
+          <w:sz w:val="24"/>
+          <w:szCs w:val="24"/>
+          <w14:ligatures w14:val="none"/>
+        </w:rPr>
+        <w:t>的</w:t>
+      </w:r>
+      <w:r>
+        <w:rPr>
+          <w:rFonts w:ascii="Times New Roman" w:eastAsia="標楷體" w:hAnsi="Times New Roman" w:cs="Times New Roman" w:hint="eastAsia"/>
+          <w:kern w:val="0"/>
+          <w:sz w:val="24"/>
+          <w:szCs w:val="24"/>
+          <w14:ligatures w14:val="none"/>
+        </w:rPr>
+        <w:t>TaskPeriodic</w:t>
+      </w:r>
+      <w:r>
+        <w:rPr>
+          <w:rFonts w:ascii="Times New Roman" w:eastAsia="標楷體" w:hAnsi="Times New Roman" w:cs="Times New Roman" w:hint="eastAsia"/>
+          <w:kern w:val="0"/>
+          <w:sz w:val="24"/>
+          <w:szCs w:val="24"/>
+          <w14:ligatures w14:val="none"/>
+        </w:rPr>
+        <w:t>大小，由小到大，依順序分配</w:t>
+      </w:r>
+      <w:r>
+        <w:rPr>
+          <w:rFonts w:ascii="Times New Roman" w:eastAsia="標楷體" w:hAnsi="Times New Roman" w:cs="Times New Roman" w:hint="eastAsia"/>
+          <w:kern w:val="0"/>
+          <w:sz w:val="24"/>
+          <w:szCs w:val="24"/>
+          <w14:ligatures w14:val="none"/>
+        </w:rPr>
+        <w:t xml:space="preserve"> TaskPriority</w:t>
+      </w:r>
+    </w:p>
+    <w:p>
+      <w:pPr>
+        <w:ind w:left="480" w:firstLine="480"/>
+        <w:jc w:val="both"/>
+        <w:rPr>
+          <w:rFonts w:ascii="Times New Roman" w:eastAsia="標楷體" w:hAnsi="Times New Roman" w:cs="Times New Roman"/>
+          <w:kern w:val="0"/>
+          <w:sz w:val="24"/>
+          <w:szCs w:val="24"/>
+          <w14:ligatures w14:val="none"/>
+        </w:rPr>
+      </w:pPr>
+      <w:r>
+        <w:rPr>
+          <w:noProof/>
+        </w:rPr>
+        <w:drawing>
+          <wp:inline distT="0" distB="0" distL="0" distR="0" wp14:anchorId="577E4370" wp14:editId="07A9D8D7">
+            <wp:extent cx="4699000" cy="1727757"/>
+            <wp:effectExtent l="0" t="0" r="0" b="0"/>
+            <wp:docPr id="987579217" name="圖片 1" descr="一張含有 文字, 螢幕擷取畫面, 數字, 軟體 的圖片&#10;&#10;AI 產生的內容可能不正確。"/>
+            <wp:cNvGraphicFramePr>
+              <a:graphicFrameLocks xmlns:a="http://schemas.openxmlformats.org/drawingml/2006/main" noChangeAspect="1"/>
+            </wp:cNvGraphicFramePr>
+            <a:graphic xmlns:a="http://schemas.openxmlformats.org/drawingml/2006/main">
+              <a:graphicData uri="http://schemas.openxmlformats.org/drawingml/2006/picture">
+                <pic:pic xmlns:pic="http://schemas.openxmlformats.org/drawingml/2006/picture">
+                  <pic:nvPicPr>
+                    <pic:cNvPr id="987579217" name="圖片 1" descr="一張含有 文字, 螢幕擷取畫面, 數字, 軟體 的圖片&#10;&#10;AI 產生的內容可能不正確。"/>
+                    <pic:cNvPicPr/>
+                  </pic:nvPicPr>
+                  <pic:blipFill>
+                    <a:blip r:embed="rId13"/>
+                    <a:stretch>
+                      <a:fillRect/>
+                    </a:stretch>
+                  </pic:blipFill>
+                  <pic:spPr>
+                    <a:xfrm>
+                      <a:off x="0" y="0"/>
+                      <a:ext cx="4708459" cy="1731235"/>
+                    </a:xfrm>
+                    <a:prstGeom prst="rect">
+                      <a:avLst/>
+                    </a:prstGeom>
+                  </pic:spPr>
+                </pic:pic>
+              </a:graphicData>
+            </a:graphic>
+          </wp:inline>
+        </w:drawing>
+      </w:r>
+    </w:p>
+    <w:p>
+      <w:pPr>
+        <w:pStyle w:val="a9"/>
+        <w:numPr>
+          <w:ilvl w:val="0"/>
+          <w:numId w:val="13"/>
+        </w:numPr>
+        <w:jc w:val="both"/>
+        <w:rPr>
+          <w:rFonts w:ascii="Times New Roman" w:eastAsia="標楷體" w:hAnsi="Times New Roman" w:cs="Times New Roman"/>
+          <w:kern w:val="0"/>
+          <w:sz w:val="24"/>
+          <w:szCs w:val="24"/>
+          <w14:ligatures w14:val="none"/>
+        </w:rPr>
+      </w:pPr>
+      <w:r>
+        <w:rPr>
+          <w:rFonts w:ascii="標楷體" w:eastAsia="標楷體" w:hAnsi="標楷體" w:cs="新細明體" w:hint="eastAsia"/>
+          <w:kern w:val="0"/>
+          <w:sz w:val="24"/>
+          <w:szCs w:val="24"/>
+          <w14:ligatures w14:val="none"/>
+        </w:rPr>
+        <w:t>在</w:t>
+      </w:r>
+      <w:r>
+        <w:rPr>
+          <w:rFonts w:ascii="Times New Roman" w:eastAsia="標楷體" w:hAnsi="Times New Roman" w:cs="Times New Roman"/>
+          <w:kern w:val="0"/>
+          <w:sz w:val="24"/>
+          <w:szCs w:val="24"/>
+          <w14:ligatures w14:val="none"/>
+        </w:rPr>
+        <w:t>"</w:t>
+      </w:r>
+      <w:r>
+        <w:t xml:space="preserve"> </w:t>
+      </w:r>
+      <w:r>
+        <w:rPr>
+          <w:rFonts w:ascii="Times New Roman" w:eastAsia="標楷體" w:hAnsi="Times New Roman" w:cs="Times New Roman"/>
+          <w:kern w:val="0"/>
+          <w:sz w:val="24"/>
+          <w:szCs w:val="24"/>
+          <w14:ligatures w14:val="none"/>
+        </w:rPr>
+        <w:t>Micrium/Software/uCOS-II/Source/os_core.c"</w:t>
+      </w:r>
+    </w:p>
+    <w:p>
+      <w:pPr>
+        <w:pStyle w:val="a9"/>
+        <w:numPr>
+          <w:ilvl w:val="1"/>
+          <w:numId w:val="13"/>
+        </w:numPr>
+        <w:jc w:val="both"/>
+        <w:rPr>
+          <w:rFonts w:ascii="Times New Roman" w:eastAsia="標楷體" w:hAnsi="Times New Roman" w:cs="Times New Roman"/>
+          <w:kern w:val="0"/>
+          <w:sz w:val="24"/>
+          <w:szCs w:val="24"/>
+          <w14:ligatures w14:val="none"/>
+        </w:rPr>
+      </w:pPr>
+      <w:r>
+        <w:rPr>
+          <w:rFonts w:ascii="Times New Roman" w:eastAsia="標楷體" w:hAnsi="Times New Roman" w:cs="Times New Roman"/>
+          <w:kern w:val="0"/>
+          <w:sz w:val="24"/>
+          <w:szCs w:val="24"/>
+          <w14:ligatures w14:val="none"/>
+        </w:rPr>
+        <w:t>OSTimeTick</w:t>
+      </w:r>
+      <w:r>
+        <w:rPr>
+          <w:rFonts w:ascii="Times New Roman" w:eastAsia="標楷體" w:hAnsi="Times New Roman" w:cs="Times New Roman" w:hint="eastAsia"/>
+          <w:kern w:val="0"/>
+          <w:sz w:val="24"/>
+          <w:szCs w:val="24"/>
+          <w14:ligatures w14:val="none"/>
+        </w:rPr>
+        <w:t>:</w:t>
+      </w:r>
+      <w:r>
+        <w:rPr>
+          <w:rFonts w:ascii="Times New Roman" w:eastAsia="標楷體" w:hAnsi="Times New Roman" w:cs="Times New Roman" w:hint="eastAsia"/>
+          <w:kern w:val="0"/>
+          <w:sz w:val="24"/>
+          <w:szCs w:val="24"/>
+          <w14:ligatures w14:val="none"/>
+        </w:rPr>
+        <w:t>更新</w:t>
+      </w:r>
+      <w:r>
+        <w:rPr>
+          <w:rFonts w:ascii="Times New Roman" w:eastAsia="標楷體" w:hAnsi="Times New Roman" w:cs="Times New Roman" w:hint="eastAsia"/>
+          <w:kern w:val="0"/>
+          <w:sz w:val="24"/>
+          <w:szCs w:val="24"/>
+          <w14:ligatures w14:val="none"/>
+        </w:rPr>
+        <w:t>TaskTimeRemain</w:t>
+      </w:r>
+      <w:r>
+        <w:rPr>
+          <w:rFonts w:ascii="Times New Roman" w:eastAsia="標楷體" w:hAnsi="Times New Roman" w:cs="Times New Roman" w:hint="eastAsia"/>
+          <w:kern w:val="0"/>
+          <w:sz w:val="24"/>
+          <w:szCs w:val="24"/>
+          <w14:ligatures w14:val="none"/>
+        </w:rPr>
+        <w:t>，並確認任務是否完成和到期。</w:t>
+      </w:r>
+    </w:p>
+    <w:p>
+      <w:pPr>
+        <w:ind w:left="480" w:firstLine="480"/>
+        <w:jc w:val="both"/>
+        <w:rPr>
+          <w:rFonts w:ascii="Times New Roman" w:eastAsia="標楷體" w:hAnsi="Times New Roman" w:cs="Times New Roman"/>
+          <w:kern w:val="0"/>
+          <w:sz w:val="24"/>
+          <w:szCs w:val="24"/>
+          <w14:ligatures w14:val="none"/>
+        </w:rPr>
+      </w:pPr>
+      <w:r>
+        <w:rPr>
+          <w:noProof/>
+        </w:rPr>
+        <w:drawing>
+          <wp:inline distT="0" distB="0" distL="0" distR="0" wp14:anchorId="25DCBCFE" wp14:editId="76A0E730">
+            <wp:extent cx="4737100" cy="851492"/>
+            <wp:effectExtent l="0" t="0" r="0" b="0"/>
+            <wp:docPr id="1095679052" name="圖片 1" descr="一張含有 文字, 螢幕擷取畫面, 字型 的圖片&#10;&#10;AI 產生的內容可能不正確。"/>
+            <wp:cNvGraphicFramePr>
+              <a:graphicFrameLocks xmlns:a="http://schemas.openxmlformats.org/drawingml/2006/main" noChangeAspect="1"/>
+            </wp:cNvGraphicFramePr>
+            <a:graphic xmlns:a="http://schemas.openxmlformats.org/drawingml/2006/main">
+              <a:graphicData uri="http://schemas.openxmlformats.org/drawingml/2006/picture">
+                <pic:pic xmlns:pic="http://schemas.openxmlformats.org/drawingml/2006/picture">
+                  <pic:nvPicPr>
+                    <pic:cNvPr id="1095679052" name="圖片 1" descr="一張含有 文字, 螢幕擷取畫面, 字型 的圖片&#10;&#10;AI 產生的內容可能不正確。"/>
+                    <pic:cNvPicPr/>
+                  </pic:nvPicPr>
+                  <pic:blipFill>
+                    <a:blip r:embed="rId14"/>
+                    <a:stretch>
+                      <a:fillRect/>
+                    </a:stretch>
+                  </pic:blipFill>
+                  <pic:spPr>
+                    <a:xfrm>
+                      <a:off x="0" y="0"/>
+                      <a:ext cx="4782289" cy="859615"/>
+                    </a:xfrm>
+                    <a:prstGeom prst="rect">
+                      <a:avLst/>
+                    </a:prstGeom>
+                  </pic:spPr>
+                </pic:pic>
+              </a:graphicData>
+            </a:graphic>
+          </wp:inline>
+        </w:drawing>
+      </w:r>
+    </w:p>
+    <w:p>
+      <w:pPr>
+        <w:pStyle w:val="a9"/>
+        <w:numPr>
+          <w:ilvl w:val="0"/>
+          <w:numId w:val="16"/>
+        </w:numPr>
+        <w:jc w:val="both"/>
+        <w:rPr>
+          <w:rFonts w:ascii="Times New Roman" w:eastAsia="標楷體" w:hAnsi="Times New Roman" w:cs="Times New Roman"/>
+          <w:kern w:val="0"/>
+          <w:sz w:val="24"/>
+          <w:szCs w:val="24"/>
+          <w14:ligatures w14:val="none"/>
+        </w:rPr>
+      </w:pPr>
+      <w:r>
+        <w:rPr>
+          <w:rFonts w:ascii="Times New Roman" w:eastAsia="標楷體" w:hAnsi="Times New Roman" w:cs="Times New Roman"/>
+          <w:kern w:val="0"/>
+          <w:sz w:val="24"/>
+          <w:szCs w:val="24"/>
+          <w14:ligatures w14:val="none"/>
+        </w:rPr>
+        <w:t>OSIntExit</w:t>
+      </w:r>
+      <w:r>
+        <w:rPr>
+          <w:rFonts w:ascii="Times New Roman" w:eastAsia="標楷體" w:hAnsi="Times New Roman" w:cs="Times New Roman" w:hint="eastAsia"/>
+          <w:kern w:val="0"/>
+          <w:sz w:val="24"/>
+          <w:szCs w:val="24"/>
+          <w14:ligatures w14:val="none"/>
+        </w:rPr>
+        <w:t>:</w:t>
+      </w:r>
+      <w:r>
+        <w:rPr>
+          <w:rFonts w:ascii="Times New Roman" w:eastAsia="標楷體" w:hAnsi="Times New Roman" w:cs="Times New Roman" w:hint="eastAsia"/>
+          <w:kern w:val="0"/>
+          <w:sz w:val="24"/>
+          <w:szCs w:val="24"/>
+          <w14:ligatures w14:val="none"/>
+        </w:rPr>
+        <w:t>ISR</w:t>
+      </w:r>
+      <w:r>
+        <w:rPr>
+          <w:rFonts w:ascii="Times New Roman" w:eastAsia="標楷體" w:hAnsi="Times New Roman" w:cs="Times New Roman" w:hint="eastAsia"/>
+          <w:kern w:val="0"/>
+          <w:sz w:val="24"/>
+          <w:szCs w:val="24"/>
+          <w14:ligatures w14:val="none"/>
+        </w:rPr>
+        <w:t>結束後執行的系統回復與排程流程</w:t>
+      </w:r>
+      <w:r>
+        <w:rPr>
+          <w:rFonts w:ascii="Times New Roman" w:eastAsia="標楷體" w:hAnsi="Times New Roman" w:cs="Times New Roman" w:hint="eastAsia"/>
+          <w:kern w:val="0"/>
+          <w:sz w:val="24"/>
+          <w:szCs w:val="24"/>
+          <w14:ligatures w14:val="none"/>
+        </w:rPr>
+        <w:t>，</w:t>
+      </w:r>
+      <w:r>
+        <w:rPr>
+          <w:rFonts w:ascii="Times New Roman" w:eastAsia="標楷體" w:hAnsi="Times New Roman" w:cs="Times New Roman" w:hint="eastAsia"/>
+          <w:kern w:val="0"/>
+          <w:sz w:val="24"/>
+          <w:szCs w:val="24"/>
+          <w14:ligatures w14:val="none"/>
+        </w:rPr>
+        <w:t>若發現高優先任務需搶占目前任務，則記錄</w:t>
+      </w:r>
+      <w:r>
+        <w:rPr>
+          <w:rFonts w:ascii="Times New Roman" w:eastAsia="標楷體" w:hAnsi="Times New Roman" w:cs="Times New Roman" w:hint="eastAsia"/>
+          <w:kern w:val="0"/>
+          <w:sz w:val="24"/>
+          <w:szCs w:val="24"/>
+          <w14:ligatures w14:val="none"/>
+        </w:rPr>
+        <w:t xml:space="preserve"> Preemption</w:t>
+      </w:r>
+      <w:r>
+        <w:rPr>
+          <w:rFonts w:ascii="Times New Roman" w:eastAsia="標楷體" w:hAnsi="Times New Roman" w:cs="Times New Roman" w:hint="eastAsia"/>
+          <w:kern w:val="0"/>
+          <w:sz w:val="24"/>
+          <w:szCs w:val="24"/>
+          <w14:ligatures w14:val="none"/>
+        </w:rPr>
+        <w:t>或</w:t>
+      </w:r>
+      <w:r>
+        <w:rPr>
+          <w:rFonts w:ascii="Times New Roman" w:eastAsia="標楷體" w:hAnsi="Times New Roman" w:cs="Times New Roman" w:hint="eastAsia"/>
+          <w:kern w:val="0"/>
+          <w:sz w:val="24"/>
+          <w:szCs w:val="24"/>
+          <w14:ligatures w14:val="none"/>
+        </w:rPr>
+        <w:t xml:space="preserve"> Completion</w:t>
+      </w:r>
+      <w:r>
+        <w:rPr>
+          <w:rFonts w:ascii="Times New Roman" w:eastAsia="標楷體" w:hAnsi="Times New Roman" w:cs="Times New Roman" w:hint="eastAsia"/>
+          <w:kern w:val="0"/>
+          <w:sz w:val="24"/>
+          <w:szCs w:val="24"/>
+          <w14:ligatures w14:val="none"/>
+        </w:rPr>
+        <w:t>，</w:t>
+      </w:r>
+      <w:r>
+        <w:rPr>
+          <w:rFonts w:ascii="Times New Roman" w:eastAsia="標楷體" w:hAnsi="Times New Roman" w:cs="Times New Roman" w:hint="eastAsia"/>
+          <w:kern w:val="0"/>
+          <w:sz w:val="24"/>
+          <w:szCs w:val="24"/>
+          <w14:ligatures w14:val="none"/>
+        </w:rPr>
+        <w:t xml:space="preserve"> </w:t>
+      </w:r>
+      <w:r>
+        <w:rPr>
+          <w:rFonts w:ascii="Times New Roman" w:eastAsia="標楷體" w:hAnsi="Times New Roman" w:cs="Times New Roman" w:hint="eastAsia"/>
+          <w:kern w:val="0"/>
+          <w:sz w:val="24"/>
+          <w:szCs w:val="24"/>
+          <w14:ligatures w14:val="none"/>
+        </w:rPr>
+        <w:t>同時</w:t>
+      </w:r>
+      <w:r>
+        <w:rPr>
+          <w:rFonts w:ascii="Times New Roman" w:eastAsia="標楷體" w:hAnsi="Times New Roman" w:cs="Times New Roman" w:hint="eastAsia"/>
+          <w:kern w:val="0"/>
+          <w:sz w:val="24"/>
+          <w:szCs w:val="24"/>
+          <w14:ligatures w14:val="none"/>
+        </w:rPr>
+        <w:t>顯示</w:t>
+      </w:r>
+      <w:r>
+        <w:rPr>
+          <w:rFonts w:ascii="Times New Roman" w:eastAsia="標楷體" w:hAnsi="Times New Roman" w:cs="Times New Roman" w:hint="eastAsia"/>
+          <w:kern w:val="0"/>
+          <w:sz w:val="24"/>
+          <w:szCs w:val="24"/>
+          <w14:ligatures w14:val="none"/>
+        </w:rPr>
+        <w:t>任務的</w:t>
+      </w:r>
+      <w:r>
+        <w:rPr>
+          <w:rFonts w:ascii="Times New Roman" w:eastAsia="標楷體" w:hAnsi="Times New Roman" w:cs="Times New Roman" w:hint="eastAsia"/>
+          <w:kern w:val="0"/>
+          <w:sz w:val="24"/>
+          <w:szCs w:val="24"/>
+          <w14:ligatures w14:val="none"/>
+        </w:rPr>
+        <w:t>回應、搶占、</w:t>
+      </w:r>
+      <w:r>
+        <w:rPr>
+          <w:rFonts w:ascii="Times New Roman" w:eastAsia="標楷體" w:hAnsi="Times New Roman" w:cs="Times New Roman" w:hint="eastAsia"/>
+          <w:kern w:val="0"/>
+          <w:sz w:val="24"/>
+          <w:szCs w:val="24"/>
+          <w14:ligatures w14:val="none"/>
+        </w:rPr>
+        <w:t>延遲時間</w:t>
+      </w:r>
+      <w:r>
+        <w:rPr>
+          <w:rFonts w:ascii="Times New Roman" w:eastAsia="標楷體" w:hAnsi="Times New Roman" w:cs="Times New Roman" w:hint="eastAsia"/>
+          <w:kern w:val="0"/>
+          <w:sz w:val="24"/>
+          <w:szCs w:val="24"/>
+          <w14:ligatures w14:val="none"/>
+        </w:rPr>
+        <w:t>，更新</w:t>
+      </w:r>
+      <w:r>
+        <w:rPr>
+          <w:rFonts w:ascii="Times New Roman" w:eastAsia="標楷體" w:hAnsi="Times New Roman" w:cs="Times New Roman" w:hint="eastAsia"/>
+          <w:kern w:val="0"/>
+          <w:sz w:val="24"/>
+          <w:szCs w:val="24"/>
+          <w14:ligatures w14:val="none"/>
+        </w:rPr>
+        <w:t>TaskArrive</w:t>
+      </w:r>
+      <w:r>
+        <w:rPr>
+          <w:rFonts w:ascii="Times New Roman" w:eastAsia="標楷體" w:hAnsi="Times New Roman" w:cs="Times New Roman" w:hint="eastAsia"/>
+          <w:kern w:val="0"/>
+          <w:sz w:val="24"/>
+          <w:szCs w:val="24"/>
+          <w14:ligatures w14:val="none"/>
+        </w:rPr>
+        <w:t>。</w:t>
+      </w:r>
+      <w:r>
+        <w:rPr>
+          <w:rFonts w:ascii="Times New Roman" w:eastAsia="標楷體" w:hAnsi="Times New Roman" w:cs="Times New Roman" w:hint="eastAsia"/>
+          <w:kern w:val="0"/>
+          <w:sz w:val="24"/>
+          <w:szCs w:val="24"/>
+          <w14:ligatures w14:val="none"/>
+        </w:rPr>
+        <w:t xml:space="preserve"> </w:t>
+      </w:r>
+      <w:r>
+        <w:rPr>
+          <w:rFonts w:ascii="Times New Roman" w:eastAsia="標楷體" w:hAnsi="Times New Roman" w:cs="Times New Roman" w:hint="eastAsia"/>
+          <w:kern w:val="0"/>
+          <w:sz w:val="24"/>
+          <w:szCs w:val="24"/>
+          <w14:ligatures w14:val="none"/>
+        </w:rPr>
+        <w:t>整體上這段程式負責</w:t>
+      </w:r>
+      <w:r>
+        <w:rPr>
+          <w:rFonts w:ascii="Times New Roman" w:eastAsia="標楷體" w:hAnsi="Times New Roman" w:cs="Times New Roman" w:hint="eastAsia"/>
+          <w:kern w:val="0"/>
+          <w:sz w:val="24"/>
+          <w:szCs w:val="24"/>
+          <w14:ligatures w14:val="none"/>
+        </w:rPr>
+        <w:t xml:space="preserve"> </w:t>
+      </w:r>
+      <w:r>
+        <w:rPr>
+          <w:rFonts w:ascii="Times New Roman" w:eastAsia="標楷體" w:hAnsi="Times New Roman" w:cs="Times New Roman" w:hint="eastAsia"/>
+          <w:kern w:val="0"/>
+          <w:sz w:val="24"/>
+          <w:szCs w:val="24"/>
+          <w14:ligatures w14:val="none"/>
+        </w:rPr>
+        <w:t>中斷後的任務切換、排程決策與任務狀態紀錄，是</w:t>
+      </w:r>
+      <w:r>
+        <w:rPr>
+          <w:rFonts w:ascii="Times New Roman" w:eastAsia="標楷體" w:hAnsi="Times New Roman" w:cs="Times New Roman" w:hint="eastAsia"/>
+          <w:kern w:val="0"/>
+          <w:sz w:val="24"/>
+          <w:szCs w:val="24"/>
+          <w14:ligatures w14:val="none"/>
+        </w:rPr>
+        <w:t xml:space="preserve"> RM </w:t>
+      </w:r>
+      <w:r>
+        <w:rPr>
+          <w:rFonts w:ascii="Times New Roman" w:eastAsia="標楷體" w:hAnsi="Times New Roman" w:cs="Times New Roman" w:hint="eastAsia"/>
+          <w:kern w:val="0"/>
+          <w:sz w:val="24"/>
+          <w:szCs w:val="24"/>
+          <w14:ligatures w14:val="none"/>
+        </w:rPr>
+        <w:t>排程核心的上下文切換控制區段。</w:t>
+      </w:r>
+    </w:p>
+    <w:p>
+      <w:pPr>
+        <w:ind w:left="480" w:firstLine="480"/>
+        <w:jc w:val="both"/>
+        <w:rPr>
+          <w:rFonts w:ascii="Times New Roman" w:eastAsia="標楷體" w:hAnsi="Times New Roman" w:cs="Times New Roman"/>
+          <w:kern w:val="0"/>
+          <w:sz w:val="24"/>
+          <w:szCs w:val="24"/>
+          <w14:ligatures w14:val="none"/>
+        </w:rPr>
+      </w:pPr>
+      <w:r>
+        <w:rPr>
+          <w:noProof/>
+        </w:rPr>
+        <w:drawing>
+          <wp:inline distT="0" distB="0" distL="0" distR="0" wp14:anchorId="09EBA97D" wp14:editId="52957422">
+            <wp:extent cx="4398818" cy="3969316"/>
+            <wp:effectExtent l="0" t="0" r="0" b="0"/>
+            <wp:docPr id="942140023" name="圖片 1"/>
+            <wp:cNvGraphicFramePr>
+              <a:graphicFrameLocks xmlns:a="http://schemas.openxmlformats.org/drawingml/2006/main" noChangeAspect="1"/>
+            </wp:cNvGraphicFramePr>
+            <a:graphic xmlns:a="http://schemas.openxmlformats.org/drawingml/2006/main">
+              <a:graphicData uri="http://schemas.openxmlformats.org/drawingml/2006/picture">
+                <pic:pic xmlns:pic="http://schemas.openxmlformats.org/drawingml/2006/picture">
+                  <pic:nvPicPr>
+                    <pic:cNvPr id="942140023" name=""/>
+                    <pic:cNvPicPr/>
+                  </pic:nvPicPr>
+                  <pic:blipFill>
+                    <a:blip r:embed="rId15"/>
+                    <a:stretch>
+                      <a:fillRect/>
+                    </a:stretch>
+                  </pic:blipFill>
+                  <pic:spPr>
+                    <a:xfrm>
+                      <a:off x="0" y="0"/>
+                      <a:ext cx="4410867" cy="3980189"/>
+                    </a:xfrm>
+                    <a:prstGeom prst="rect">
+                      <a:avLst/>
+                    </a:prstGeom>
+                  </pic:spPr>
+                </pic:pic>
+              </a:graphicData>
+            </a:graphic>
+          </wp:inline>
+        </w:drawing>
+      </w:r>
+    </w:p>
+    <w:p>
+      <w:pPr>
+        <w:ind w:left="480" w:firstLine="480"/>
+        <w:jc w:val="both"/>
+        <w:rPr>
+          <w:rFonts w:ascii="Times New Roman" w:eastAsia="標楷體" w:hAnsi="Times New Roman" w:cs="Times New Roman"/>
+          <w:kern w:val="0"/>
+          <w:sz w:val="24"/>
+          <w:szCs w:val="24"/>
+          <w14:ligatures w14:val="none"/>
+        </w:rPr>
+      </w:pPr>
+      <w:r>
+        <w:rPr>
+          <w:rFonts w:ascii="Times New Roman" w:eastAsia="標楷體" w:hAnsi="Times New Roman" w:cs="Times New Roman" w:hint="eastAsia"/>
+          <w:noProof/>
+          <w:kern w:val="0"/>
+          <w:sz w:val="24"/>
+          <w:szCs w:val="24"/>
+          <w14:ligatures w14:val="none"/>
+        </w:rPr>
+        <w:lastRenderedPageBreak/>
+        <w:drawing>
+          <wp:inline distT="0" distB="0" distL="0" distR="0" wp14:anchorId="27DFD6CC" wp14:editId="7936C266">
+            <wp:extent cx="4714131" cy="2985654"/>
+            <wp:effectExtent l="0" t="0" r="0" b="0"/>
+            <wp:docPr id="802437307" name="圖片 1"/>
+            <wp:cNvGraphicFramePr>
+              <a:graphicFrameLocks xmlns:a="http://schemas.openxmlformats.org/drawingml/2006/main" noChangeAspect="1"/>
+            </wp:cNvGraphicFramePr>
+            <a:graphic xmlns:a="http://schemas.openxmlformats.org/drawingml/2006/main">
+              <a:graphicData uri="http://schemas.openxmlformats.org/drawingml/2006/picture">
+                <pic:pic xmlns:pic="http://schemas.openxmlformats.org/drawingml/2006/picture">
+                  <pic:nvPicPr>
+                    <pic:cNvPr id="0" name="Picture 1"/>
+                    <pic:cNvPicPr>
+                      <a:picLocks noChangeAspect="1" noChangeArrowheads="1"/>
+                    </pic:cNvPicPr>
+                  </pic:nvPicPr>
+                  <pic:blipFill>
+                    <a:blip r:embed="rId16">
+                      <a:extLst>
+                        <a:ext uri="{28A0092B-C50C-407E-A947-70E740481C1C}">
+                          <a14:useLocalDpi xmlns:a14="http://schemas.microsoft.com/office/drawing/2010/main" val="0"/>
+                        </a:ext>
+                      </a:extLst>
+                    </a:blip>
+                    <a:srcRect/>
+                    <a:stretch>
+                      <a:fillRect/>
+                    </a:stretch>
+                  </pic:blipFill>
+                  <pic:spPr bwMode="auto">
+                    <a:xfrm>
+                      <a:off x="0" y="0"/>
+                      <a:ext cx="4723573" cy="2991634"/>
+                    </a:xfrm>
+                    <a:prstGeom prst="rect">
+                      <a:avLst/>
+                    </a:prstGeom>
+                    <a:noFill/>
+                    <a:ln>
+                      <a:noFill/>
+                    </a:ln>
+                  </pic:spPr>
+                </pic:pic>
+              </a:graphicData>
+            </a:graphic>
+          </wp:inline>
+        </w:drawing>
+      </w:r>
+    </w:p>
+    <w:p>
+      <w:pPr>
+        <w:pStyle w:val="a9"/>
+        <w:numPr>
+          <w:ilvl w:val="0"/>
+          <w:numId w:val="16"/>
+        </w:numPr>
+        <w:jc w:val="both"/>
+        <w:rPr>
+          <w:rFonts w:ascii="Times New Roman" w:eastAsia="標楷體" w:hAnsi="Times New Roman" w:cs="Times New Roman" w:hint="eastAsia"/>
+          <w:kern w:val="0"/>
+          <w:sz w:val="24"/>
+          <w:szCs w:val="24"/>
+          <w14:ligatures w14:val="none"/>
+        </w:rPr>
+      </w:pPr>
+      <w:proofErr w:type="spellStart"/>
+      <w:r>
+        <w:rPr>
+          <w:rFonts w:ascii="Times New Roman" w:eastAsia="標楷體" w:hAnsi="Times New Roman" w:cs="Times New Roman"/>
+          <w:kern w:val="0"/>
+          <w:sz w:val="24"/>
+          <w:szCs w:val="24"/>
+          <w14:ligatures w14:val="none"/>
+        </w:rPr>
+        <w:t>OS_Sched</w:t>
+      </w:r>
+      <w:proofErr w:type="spellEnd"/>
+      <w:r>
+        <w:rPr>
+          <w:rFonts w:ascii="Times New Roman" w:eastAsia="標楷體" w:hAnsi="Times New Roman" w:cs="Times New Roman" w:hint="eastAsia"/>
+          <w:kern w:val="0"/>
+          <w:sz w:val="24"/>
+          <w:szCs w:val="24"/>
+          <w14:ligatures w14:val="none"/>
+        </w:rPr>
+        <w:t>:</w:t>
+      </w:r>
+      <w:r>
+        <w:rPr>
+          <w:rFonts w:ascii="Times New Roman" w:eastAsia="標楷體" w:hAnsi="Times New Roman" w:cs="Times New Roman" w:hint="eastAsia"/>
+          <w:kern w:val="0"/>
+          <w:sz w:val="24"/>
+          <w:szCs w:val="24"/>
+          <w14:ligatures w14:val="none"/>
+        </w:rPr>
+        <w:t>當任務呼叫</w:t>
+      </w:r>
+      <w:proofErr w:type="spellStart"/>
+      <w:r>
+        <w:rPr>
+          <w:rFonts w:ascii="Times New Roman" w:eastAsia="標楷體" w:hAnsi="Times New Roman" w:cs="Times New Roman" w:hint="eastAsia"/>
+          <w:kern w:val="0"/>
+          <w:sz w:val="24"/>
+          <w:szCs w:val="24"/>
+          <w14:ligatures w14:val="none"/>
+        </w:rPr>
+        <w:t>OSTimeDly</w:t>
+      </w:r>
+      <w:proofErr w:type="spellEnd"/>
+      <w:r>
+        <w:rPr>
+          <w:rFonts w:ascii="Times New Roman" w:eastAsia="標楷體" w:hAnsi="Times New Roman" w:cs="Times New Roman" w:hint="eastAsia"/>
+          <w:kern w:val="0"/>
+          <w:sz w:val="24"/>
+          <w:szCs w:val="24"/>
+          <w14:ligatures w14:val="none"/>
+        </w:rPr>
+        <w:t>時，任務會讓出</w:t>
+      </w:r>
+      <w:r>
+        <w:rPr>
+          <w:rFonts w:ascii="Times New Roman" w:eastAsia="標楷體" w:hAnsi="Times New Roman" w:cs="Times New Roman" w:hint="eastAsia"/>
+          <w:kern w:val="0"/>
+          <w:sz w:val="24"/>
+          <w:szCs w:val="24"/>
+          <w14:ligatures w14:val="none"/>
+        </w:rPr>
+        <w:t>CPU</w:t>
+      </w:r>
+      <w:r>
+        <w:rPr>
+          <w:rFonts w:ascii="Times New Roman" w:eastAsia="標楷體" w:hAnsi="Times New Roman" w:cs="Times New Roman" w:hint="eastAsia"/>
+          <w:kern w:val="0"/>
+          <w:sz w:val="24"/>
+          <w:szCs w:val="24"/>
+          <w14:ligatures w14:val="none"/>
+        </w:rPr>
+        <w:t>，此時如果任務完成便會印出訊息如前述之。</w:t>
+      </w:r>
+    </w:p>
+    <w:p>
+      <w:pPr>
+        <w:ind w:left="480" w:firstLine="480"/>
+        <w:jc w:val="both"/>
+        <w:rPr>
+          <w:rFonts w:ascii="Times New Roman" w:eastAsia="標楷體" w:hAnsi="Times New Roman" w:cs="Times New Roman"/>
+          <w:kern w:val="0"/>
+          <w:sz w:val="24"/>
+          <w:szCs w:val="24"/>
+          <w14:ligatures w14:val="none"/>
+        </w:rPr>
+      </w:pPr>
+      <w:r>
+        <w:rPr>
+          <w:rFonts w:ascii="Times New Roman" w:eastAsia="標楷體" w:hAnsi="Times New Roman" w:cs="Times New Roman"/>
+          <w:noProof/>
+          <w:kern w:val="0"/>
+          <w:sz w:val="24"/>
+          <w:szCs w:val="24"/>
+          <w14:ligatures w14:val="none"/>
+        </w:rPr>
+        <w:drawing>
+          <wp:inline distT="0" distB="0" distL="0" distR="0" wp14:anchorId="7F302241" wp14:editId="502F497E">
+            <wp:extent cx="4703618" cy="2636318"/>
+            <wp:effectExtent l="0" t="0" r="0" b="0"/>
+            <wp:docPr id="1231472374" name="圖片 2"/>
+            <wp:cNvGraphicFramePr>
+              <a:graphicFrameLocks xmlns:a="http://schemas.openxmlformats.org/drawingml/2006/main" noChangeAspect="1"/>
+            </wp:cNvGraphicFramePr>
+            <a:graphic xmlns:a="http://schemas.openxmlformats.org/drawingml/2006/main">
+              <a:graphicData uri="http://schemas.openxmlformats.org/drawingml/2006/picture">
+                <pic:pic xmlns:pic="http://schemas.openxmlformats.org/drawingml/2006/picture">
+                  <pic:nvPicPr>
+                    <pic:cNvPr id="0" name="Picture 2"/>
+                    <pic:cNvPicPr>
+                      <a:picLocks noChangeAspect="1" noChangeArrowheads="1"/>
+                    </pic:cNvPicPr>
+                  </pic:nvPicPr>
+                  <pic:blipFill>
+                    <a:blip r:embed="rId17">
+                      <a:extLst>
+                        <a:ext uri="{28A0092B-C50C-407E-A947-70E740481C1C}">
+                          <a14:useLocalDpi xmlns:a14="http://schemas.microsoft.com/office/drawing/2010/main" val="0"/>
+                        </a:ext>
+                      </a:extLst>
+                    </a:blip>
+                    <a:srcRect/>
+                    <a:stretch>
+                      <a:fillRect/>
+                    </a:stretch>
+                  </pic:blipFill>
+                  <pic:spPr bwMode="auto">
+                    <a:xfrm>
+                      <a:off x="0" y="0"/>
+                      <a:ext cx="4710062" cy="2639930"/>
+                    </a:xfrm>
+                    <a:prstGeom prst="rect">
+                      <a:avLst/>
+                    </a:prstGeom>
+                    <a:noFill/>
+                    <a:ln>
+                      <a:noFill/>
+                    </a:ln>
+                  </pic:spPr>
+                </pic:pic>
+              </a:graphicData>
+            </a:graphic>
+          </wp:inline>
+        </w:drawing>
+      </w:r>
+    </w:p>
+    <w:p>
+      <w:pPr>
+        <w:rPr>
+          <w:rFonts w:ascii="Times New Roman" w:eastAsia="標楷體" w:hAnsi="Times New Roman" w:cs="Times New Roman"/>
+          <w:kern w:val="0"/>
+          <w:sz w:val="24"/>
+          <w:szCs w:val="24"/>
+          <w14:ligatures w14:val="none"/>
+        </w:rPr>
+      </w:pPr>
+      <w:r>
+        <w:rPr>
+          <w:rFonts w:ascii="Times New Roman" w:eastAsia="標楷體" w:hAnsi="Times New Roman" w:cs="Times New Roman"/>
+          <w:kern w:val="0"/>
+          <w:sz w:val="24"/>
+          <w:szCs w:val="24"/>
+          <w14:ligatures w14:val="none"/>
+        </w:rPr>
+        <w:br w:type="page"/>
+      </w:r>
+    </w:p>
+    <w:p>
+      <w:pPr>
+        <w:jc w:val="both"/>
+        <w:rPr>
+          <w:rFonts w:ascii="Times New Roman" w:eastAsia="標楷體" w:hAnsi="Times New Roman" w:cs="Times New Roman"/>
+          <w:kern w:val="0"/>
+          <w:sz w:val="24"/>
+          <w:szCs w:val="24"/>
+          <w14:ligatures w14:val="none"/>
+        </w:rPr>
+      </w:pPr>
+      <w:r>
+        <w:rPr>
+          <w:rFonts w:ascii="Times New Roman" w:eastAsia="標楷體" w:hAnsi="Times New Roman" w:cs="Times New Roman" w:hint="eastAsia"/>
+          <w:kern w:val="0"/>
+          <w:sz w:val="24"/>
+          <w:szCs w:val="24"/>
+          <w14:ligatures w14:val="none"/>
+        </w:rPr>
+        <w:lastRenderedPageBreak/>
+        <w:t>PART III</w:t>
+      </w:r>
+    </w:p>
+    <w:p>
+      <w:pPr>
+        <w:pStyle w:val="a9"/>
+        <w:numPr>
+          <w:ilvl w:val="0"/>
+          <w:numId w:val="13"/>
+        </w:numPr>
+        <w:jc w:val="both"/>
+        <w:rPr>
+          <w:rFonts w:ascii="Times New Roman" w:eastAsia="標楷體" w:hAnsi="Times New Roman" w:cs="Times New Roman" w:hint="eastAsia"/>
+          <w:kern w:val="0"/>
+          <w:sz w:val="24"/>
+          <w:szCs w:val="24"/>
+          <w14:ligatures w14:val="none"/>
+        </w:rPr>
+      </w:pPr>
+      <w:r>
+        <w:rPr>
+          <w:rFonts w:ascii="Times New Roman" w:eastAsia="標楷體" w:hAnsi="Times New Roman" w:cs="Times New Roman" w:hint="eastAsia"/>
+          <w:kern w:val="0"/>
+          <w:sz w:val="24"/>
+          <w:szCs w:val="24"/>
+          <w14:ligatures w14:val="none"/>
+        </w:rPr>
+        <w:t>未完成</w:t>
+      </w:r>
     </w:p>
     <w:sectPr>
       <w:pgSz w:w="11906" w:h="16838"/>
@@ -1949,6 +3615,119 @@
     </w:lvl>
   </w:abstractNum>
   <w:abstractNum w:abstractNumId="8" w15:restartNumberingAfterBreak="0">
+    <w:nsid w:val="45187D1C"/>
+    <w:multiLevelType w:val="hybridMultilevel"/>
+    <w:tmpl w:val="D424EBDE"/>
+    <w:lvl w:ilvl="0" w:tplc="04090001">
+      <w:start w:val="1"/>
+      <w:numFmt w:val="bullet"/>
+      <w:lvlText w:val=""/>
+      <w:lvlJc w:val="left"/>
+      <w:pPr>
+        <w:ind w:left="480" w:hanging="480"/>
+      </w:pPr>
+      <w:rPr>
+        <w:rFonts w:ascii="Wingdings" w:hAnsi="Wingdings" w:hint="default"/>
+      </w:rPr>
+    </w:lvl>
+    <w:lvl w:ilvl="1" w:tplc="04090003" w:tentative="1">
+      <w:start w:val="1"/>
+      <w:numFmt w:val="bullet"/>
+      <w:lvlText w:val=""/>
+      <w:lvlJc w:val="left"/>
+      <w:pPr>
+        <w:ind w:left="960" w:hanging="480"/>
+      </w:pPr>
+      <w:rPr>
+        <w:rFonts w:ascii="Wingdings" w:hAnsi="Wingdings" w:hint="default"/>
+      </w:rPr>
+    </w:lvl>
+    <w:lvl w:ilvl="2" w:tplc="04090005" w:tentative="1">
+      <w:start w:val="1"/>
+      <w:numFmt w:val="bullet"/>
+      <w:lvlText w:val=""/>
+      <w:lvlJc w:val="left"/>
+      <w:pPr>
+        <w:ind w:left="1440" w:hanging="480"/>
+      </w:pPr>
+      <w:rPr>
+        <w:rFonts w:ascii="Wingdings" w:hAnsi="Wingdings" w:hint="default"/>
+      </w:rPr>
+    </w:lvl>
+    <w:lvl w:ilvl="3" w:tplc="04090001" w:tentative="1">
+      <w:start w:val="1"/>
+      <w:numFmt w:val="bullet"/>
+      <w:lvlText w:val=""/>
+      <w:lvlJc w:val="left"/>
+      <w:pPr>
+        <w:ind w:left="1920" w:hanging="480"/>
+      </w:pPr>
+      <w:rPr>
+        <w:rFonts w:ascii="Wingdings" w:hAnsi="Wingdings" w:hint="default"/>
+      </w:rPr>
+    </w:lvl>
+    <w:lvl w:ilvl="4" w:tplc="04090003" w:tentative="1">
+      <w:start w:val="1"/>
+      <w:numFmt w:val="bullet"/>
+      <w:lvlText w:val=""/>
+      <w:lvlJc w:val="left"/>
+      <w:pPr>
+        <w:ind w:left="2400" w:hanging="480"/>
+      </w:pPr>
+      <w:rPr>
+        <w:rFonts w:ascii="Wingdings" w:hAnsi="Wingdings" w:hint="default"/>
+      </w:rPr>
+    </w:lvl>
+    <w:lvl w:ilvl="5" w:tplc="04090005" w:tentative="1">
+      <w:start w:val="1"/>
+      <w:numFmt w:val="bullet"/>
+      <w:lvlText w:val=""/>
+      <w:lvlJc w:val="left"/>
+      <w:pPr>
+        <w:ind w:left="2880" w:hanging="480"/>
+      </w:pPr>
+      <w:rPr>
+        <w:rFonts w:ascii="Wingdings" w:hAnsi="Wingdings" w:hint="default"/>
+      </w:rPr>
+    </w:lvl>
+    <w:lvl w:ilvl="6" w:tplc="04090001" w:tentative="1">
+      <w:start w:val="1"/>
+      <w:numFmt w:val="bullet"/>
+      <w:lvlText w:val=""/>
+      <w:lvlJc w:val="left"/>
+      <w:pPr>
+        <w:ind w:left="3360" w:hanging="480"/>
+      </w:pPr>
+      <w:rPr>
+        <w:rFonts w:ascii="Wingdings" w:hAnsi="Wingdings" w:hint="default"/>
+      </w:rPr>
+    </w:lvl>
+    <w:lvl w:ilvl="7" w:tplc="04090003" w:tentative="1">
+      <w:start w:val="1"/>
+      <w:numFmt w:val="bullet"/>
+      <w:lvlText w:val=""/>
+      <w:lvlJc w:val="left"/>
+      <w:pPr>
+        <w:ind w:left="3840" w:hanging="480"/>
+      </w:pPr>
+      <w:rPr>
+        <w:rFonts w:ascii="Wingdings" w:hAnsi="Wingdings" w:hint="default"/>
+      </w:rPr>
+    </w:lvl>
+    <w:lvl w:ilvl="8" w:tplc="04090005" w:tentative="1">
+      <w:start w:val="1"/>
+      <w:numFmt w:val="bullet"/>
+      <w:lvlText w:val=""/>
+      <w:lvlJc w:val="left"/>
+      <w:pPr>
+        <w:ind w:left="4320" w:hanging="480"/>
+      </w:pPr>
+      <w:rPr>
+        <w:rFonts w:ascii="Wingdings" w:hAnsi="Wingdings" w:hint="default"/>
+      </w:rPr>
+    </w:lvl>
+  </w:abstractNum>
+  <w:abstractNum w:abstractNumId="9" w15:restartNumberingAfterBreak="0">
     <w:nsid w:val="4ADB7FC4"/>
     <w:multiLevelType w:val="multilevel"/>
     <w:tmpl w:val="77D23AB0"/>
@@ -2064,10 +3843,123 @@
       </w:pPr>
     </w:lvl>
   </w:abstractNum>
-  <w:abstractNum w:abstractNumId="9" w15:restartNumberingAfterBreak="0">
+  <w:abstractNum w:abstractNumId="10" w15:restartNumberingAfterBreak="0">
+    <w:nsid w:val="4B862A33"/>
+    <w:multiLevelType w:val="hybridMultilevel"/>
+    <w:tmpl w:val="DCF66586"/>
+    <w:lvl w:ilvl="0" w:tplc="0409000D">
+      <w:start w:val="1"/>
+      <w:numFmt w:val="bullet"/>
+      <w:lvlText w:val=""/>
+      <w:lvlJc w:val="left"/>
+      <w:pPr>
+        <w:ind w:left="960" w:hanging="480"/>
+      </w:pPr>
+      <w:rPr>
+        <w:rFonts w:ascii="Wingdings" w:hAnsi="Wingdings" w:hint="default"/>
+      </w:rPr>
+    </w:lvl>
+    <w:lvl w:ilvl="1" w:tplc="04090003" w:tentative="1">
+      <w:start w:val="1"/>
+      <w:numFmt w:val="bullet"/>
+      <w:lvlText w:val=""/>
+      <w:lvlJc w:val="left"/>
+      <w:pPr>
+        <w:ind w:left="1440" w:hanging="480"/>
+      </w:pPr>
+      <w:rPr>
+        <w:rFonts w:ascii="Wingdings" w:hAnsi="Wingdings" w:hint="default"/>
+      </w:rPr>
+    </w:lvl>
+    <w:lvl w:ilvl="2" w:tplc="04090005" w:tentative="1">
+      <w:start w:val="1"/>
+      <w:numFmt w:val="bullet"/>
+      <w:lvlText w:val=""/>
+      <w:lvlJc w:val="left"/>
+      <w:pPr>
+        <w:ind w:left="1920" w:hanging="480"/>
+      </w:pPr>
+      <w:rPr>
+        <w:rFonts w:ascii="Wingdings" w:hAnsi="Wingdings" w:hint="default"/>
+      </w:rPr>
+    </w:lvl>
+    <w:lvl w:ilvl="3" w:tplc="04090001" w:tentative="1">
+      <w:start w:val="1"/>
+      <w:numFmt w:val="bullet"/>
+      <w:lvlText w:val=""/>
+      <w:lvlJc w:val="left"/>
+      <w:pPr>
+        <w:ind w:left="2400" w:hanging="480"/>
+      </w:pPr>
+      <w:rPr>
+        <w:rFonts w:ascii="Wingdings" w:hAnsi="Wingdings" w:hint="default"/>
+      </w:rPr>
+    </w:lvl>
+    <w:lvl w:ilvl="4" w:tplc="04090003" w:tentative="1">
+      <w:start w:val="1"/>
+      <w:numFmt w:val="bullet"/>
+      <w:lvlText w:val=""/>
+      <w:lvlJc w:val="left"/>
+      <w:pPr>
+        <w:ind w:left="2880" w:hanging="480"/>
+      </w:pPr>
+      <w:rPr>
+        <w:rFonts w:ascii="Wingdings" w:hAnsi="Wingdings" w:hint="default"/>
+      </w:rPr>
+    </w:lvl>
+    <w:lvl w:ilvl="5" w:tplc="04090005" w:tentative="1">
+      <w:start w:val="1"/>
+      <w:numFmt w:val="bullet"/>
+      <w:lvlText w:val=""/>
+      <w:lvlJc w:val="left"/>
+      <w:pPr>
+        <w:ind w:left="3360" w:hanging="480"/>
+      </w:pPr>
+      <w:rPr>
+        <w:rFonts w:ascii="Wingdings" w:hAnsi="Wingdings" w:hint="default"/>
+      </w:rPr>
+    </w:lvl>
+    <w:lvl w:ilvl="6" w:tplc="04090001" w:tentative="1">
+      <w:start w:val="1"/>
+      <w:numFmt w:val="bullet"/>
+      <w:lvlText w:val=""/>
+      <w:lvlJc w:val="left"/>
+      <w:pPr>
+        <w:ind w:left="3840" w:hanging="480"/>
+      </w:pPr>
+      <w:rPr>
+        <w:rFonts w:ascii="Wingdings" w:hAnsi="Wingdings" w:hint="default"/>
+      </w:rPr>
+    </w:lvl>
+    <w:lvl w:ilvl="7" w:tplc="04090003" w:tentative="1">
+      <w:start w:val="1"/>
+      <w:numFmt w:val="bullet"/>
+      <w:lvlText w:val=""/>
+      <w:lvlJc w:val="left"/>
+      <w:pPr>
+        <w:ind w:left="4320" w:hanging="480"/>
+      </w:pPr>
+      <w:rPr>
+        <w:rFonts w:ascii="Wingdings" w:hAnsi="Wingdings" w:hint="default"/>
+      </w:rPr>
+    </w:lvl>
+    <w:lvl w:ilvl="8" w:tplc="04090005" w:tentative="1">
+      <w:start w:val="1"/>
+      <w:numFmt w:val="bullet"/>
+      <w:lvlText w:val=""/>
+      <w:lvlJc w:val="left"/>
+      <w:pPr>
+        <w:ind w:left="4800" w:hanging="480"/>
+      </w:pPr>
+      <w:rPr>
+        <w:rFonts w:ascii="Wingdings" w:hAnsi="Wingdings" w:hint="default"/>
+      </w:rPr>
+    </w:lvl>
+  </w:abstractNum>
+  <w:abstractNum w:abstractNumId="11" w15:restartNumberingAfterBreak="0">
     <w:nsid w:val="5C155AFA"/>
     <w:multiLevelType w:val="hybridMultilevel"/>
-    <w:tmpl w:val="40789F8C"/>
+    <w:tmpl w:val="43382228"/>
     <w:lvl w:ilvl="0" w:tplc="0409000B">
       <w:start w:val="1"/>
       <w:numFmt w:val="bullet"/>
@@ -2177,7 +4069,7 @@
       </w:rPr>
     </w:lvl>
   </w:abstractNum>
-  <w:abstractNum w:abstractNumId="10" w15:restartNumberingAfterBreak="0">
+  <w:abstractNum w:abstractNumId="12" w15:restartNumberingAfterBreak="0">
     <w:nsid w:val="5E4B3104"/>
     <w:multiLevelType w:val="multilevel"/>
     <w:tmpl w:val="3D3A51C2"/>
@@ -2290,7 +4182,7 @@
       </w:pPr>
     </w:lvl>
   </w:abstractNum>
-  <w:abstractNum w:abstractNumId="11" w15:restartNumberingAfterBreak="0">
+  <w:abstractNum w:abstractNumId="13" w15:restartNumberingAfterBreak="0">
     <w:nsid w:val="6906637C"/>
     <w:multiLevelType w:val="hybridMultilevel"/>
     <w:tmpl w:val="EBC0D8C6"/>
@@ -2403,7 +4295,7 @@
       </w:rPr>
     </w:lvl>
   </w:abstractNum>
-  <w:abstractNum w:abstractNumId="12" w15:restartNumberingAfterBreak="0">
+  <w:abstractNum w:abstractNumId="14" w15:restartNumberingAfterBreak="0">
     <w:nsid w:val="6E0A5119"/>
     <w:multiLevelType w:val="hybridMultilevel"/>
     <w:tmpl w:val="E17ABE1E"/>
@@ -2516,7 +4408,7 @@
       </w:rPr>
     </w:lvl>
   </w:abstractNum>
-  <w:abstractNum w:abstractNumId="13" w15:restartNumberingAfterBreak="0">
+  <w:abstractNum w:abstractNumId="15" w15:restartNumberingAfterBreak="0">
     <w:nsid w:val="7E735559"/>
     <w:multiLevelType w:val="multilevel"/>
     <w:tmpl w:val="97B0EA0A"/>
@@ -2630,13 +4522,13 @@
     </w:lvl>
   </w:abstractNum>
   <w:num w:numId="1" w16cid:durableId="2139569630">
-    <w:abstractNumId w:val="13"/>
+    <w:abstractNumId w:val="15"/>
   </w:num>
   <w:num w:numId="2" w16cid:durableId="894318444">
     <w:abstractNumId w:val="3"/>
   </w:num>
   <w:num w:numId="3" w16cid:durableId="32315591">
-    <w:abstractNumId w:val="10"/>
+    <w:abstractNumId w:val="12"/>
   </w:num>
   <w:num w:numId="4" w16cid:durableId="110249410">
     <w:abstractNumId w:val="1"/>
@@ -2645,10 +4537,10 @@
     <w:abstractNumId w:val="7"/>
   </w:num>
   <w:num w:numId="6" w16cid:durableId="960650739">
-    <w:abstractNumId w:val="12"/>
+    <w:abstractNumId w:val="14"/>
   </w:num>
   <w:num w:numId="7" w16cid:durableId="1228880859">
-    <w:abstractNumId w:val="11"/>
+    <w:abstractNumId w:val="13"/>
   </w:num>
   <w:num w:numId="8" w16cid:durableId="199126222">
     <w:abstractNumId w:val="0"/>
@@ -2657,7 +4549,7 @@
     <w:abstractNumId w:val="2"/>
   </w:num>
   <w:num w:numId="10" w16cid:durableId="1459568201">
-    <w:abstractNumId w:val="8"/>
+    <w:abstractNumId w:val="9"/>
   </w:num>
   <w:num w:numId="11" w16cid:durableId="1541550483">
     <w:abstractNumId w:val="5"/>
@@ -2666,10 +4558,16 @@
     <w:abstractNumId w:val="6"/>
   </w:num>
   <w:num w:numId="13" w16cid:durableId="760223400">
-    <w:abstractNumId w:val="9"/>
+    <w:abstractNumId w:val="11"/>
   </w:num>
   <w:num w:numId="14" w16cid:durableId="1869876995">
     <w:abstractNumId w:val="4"/>
+  </w:num>
+  <w:num w:numId="15" w16cid:durableId="1513110119">
+    <w:abstractNumId w:val="8"/>
+  </w:num>
+  <w:num w:numId="16" w16cid:durableId="1435707139">
+    <w:abstractNumId w:val="10"/>
   </w:num>
 </w:numbering>
 </file>
@@ -3275,7 +5173,6 @@
   <w:style w:type="character" w:default="1" w:styleId="a0">
     <w:name w:val="Default Paragraph Font"/>
     <w:uiPriority w:val="1"/>
-    <w:semiHidden/>
     <w:unhideWhenUsed/>
   </w:style>
   <w:style w:type="table" w:default="1" w:styleId="a1">
